--- a/docs/FightIQ_Project_Architecture_and_Change_Impact_Guide.docx
+++ b/docs/FightIQ_Project_Architecture_and_Change_Impact_Guide.docx
@@ -215,7 +215,7 @@
                 <w:color w:val="202A35"/>
                 <w:sz w:val="19"/>
               </w:rPr>
-              <w:t>threejs-playground  •  commit 14bf2d4</w:t>
+              <w:t>threejs-playground  •  release 60d9c84 + current working set</w:t>
             </w:r>
           </w:p>
         </w:tc>
@@ -270,7 +270,7 @@
                 <w:color w:val="202A35"/>
                 <w:sz w:val="19"/>
               </w:rPr>
-              <w:t>July 13, 2026</w:t>
+              <w:t>July 21, 2026</w:t>
             </w:r>
           </w:p>
         </w:tc>
@@ -495,35 +495,7 @@
         <w:rPr>
           <w:rFonts w:ascii="Calibri" w:hAnsi="Calibri"/>
         </w:rPr>
-        <w:t xml:space="preserve">The working tree was not clean during the audit. The tracked file </w:t>
-      </w:r>
-      <w:r>
-        <w:rPr>
-          <w:rFonts w:ascii="Consolas" w:hAnsi="Consolas"/>
-          <w:color w:val="2E74B5"/>
-          <w:sz w:val="19"/>
-        </w:rPr>
-        <w:t>backend/data/raw/current_mma_odds.json</w:t>
-      </w:r>
-      <w:r>
-        <w:rPr>
-          <w:rFonts w:ascii="Calibri" w:hAnsi="Calibri"/>
-        </w:rPr>
-        <w:t xml:space="preserve"> had local changes, and locally generated PDF files were untracked. Model provenance also records </w:t>
-      </w:r>
-      <w:r>
-        <w:rPr>
-          <w:rFonts w:ascii="Consolas" w:hAnsi="Consolas"/>
-          <w:color w:val="2E74B5"/>
-          <w:sz w:val="19"/>
-        </w:rPr>
-        <w:t>git_dirty: true</w:t>
-      </w:r>
-      <w:r>
-        <w:rPr>
-          <w:rFonts w:ascii="Calibri" w:hAnsi="Calibri"/>
-        </w:rPr>
-        <w:t>. The commit is therefore the code baseline, while row counts and artifact timestamps are a point-in-time local snapshot.</w:t>
+        <w:t>The working tree was not clean during the audit: current odds data, maintained documentation, and generated model/evaluation artifacts had local changes. Model provenance also records git_dirty: true. The commit is therefore the code baseline, while row counts and artifact timestamps are a point-in-time local snapshot.</w:t>
       </w:r>
     </w:p>
     <w:p>
@@ -812,20 +784,18 @@
         <w:rPr>
           <w:rFonts w:ascii="Calibri" w:hAnsi="Calibri"/>
         </w:rPr>
-        <w:t xml:space="preserve">A method-model-derived probability that a fight reaches a decision, displayed as </w:t>
+        <w:t>An experimental market-independent fight-duration survival curve, queried at an exact sportsbook line when available and always visible in the expanded Future Cards breakdown.</w:t>
       </w:r>
-      <w:r>
-        <w:rPr>
-          <w:rFonts w:ascii="Calibri" w:hAnsi="Calibri"/>
-          <w:b/>
-        </w:rPr>
-        <w:t>Model distance</w:t>
-      </w:r>
+    </w:p>
+    <w:p>
+      <w:pPr>
+        <w:pStyle w:val="ListBullet"/>
+      </w:pPr>
       <w:r>
         <w:rPr>
           <w:rFonts w:ascii="Calibri" w:hAnsi="Calibri"/>
         </w:rPr>
-        <w:t xml:space="preserve"> on Future Cards.</w:t>
+        <w:t>A separate method-model P(Decision) value retained only as clearly labeled context.</w:t>
       </w:r>
     </w:p>
     <w:p>
@@ -1476,7 +1446,7 @@
                 <w:color w:val="202A35"/>
                 <w:sz w:val="18"/>
               </w:rPr>
-              <w:t>scikit-learn pipelines, XGBoost candidates, joblib artifacts, SHAP dependency</w:t>
+              <w:t>scikit-learn winner/method pipelines, XGBoost candidates, experimental discrete-time duration survival artifact, joblib artifacts, SHAP dependency</w:t>
             </w:r>
           </w:p>
         </w:tc>
@@ -1896,7 +1866,7 @@
                 <w:color w:val="202A35"/>
                 <w:sz w:val="18"/>
               </w:rPr>
-              <w:t>Windows Task Scheduler + DPAPI-protected password + local pipeline + HTTPS bundle upload</w:t>
+              <w:t>Windows Task Scheduler + DPAPI-protected admin/odds credentials + local pipeline + persisted health heartbeat + HTTPS bundle upload</w:t>
             </w:r>
           </w:p>
         </w:tc>
@@ -1939,6 +1909,22 @@
                 <w:sz w:val="18"/>
               </w:rPr>
               <w:t>deploy/auto_update.*</w:t>
+            </w:r>
+            <w:r>
+              <w:rPr>
+                <w:rFonts w:ascii="Calibri" w:hAnsi="Calibri"/>
+                <w:color w:val="202A35"/>
+                <w:sz w:val="18"/>
+              </w:rPr>
+              <w:t xml:space="preserve">, </w:t>
+            </w:r>
+            <w:r>
+              <w:rPr>
+                <w:rFonts w:ascii="Consolas" w:hAnsi="Consolas"/>
+                <w:color w:val="202A35"/>
+                <w:sz w:val="18"/>
+              </w:rPr>
+              <w:t>data_refresh_runs</w:t>
             </w:r>
           </w:p>
         </w:tc>
@@ -2919,7 +2905,7 @@
                 <w:color w:val="202A35"/>
                 <w:sz w:val="18"/>
               </w:rPr>
-              <w:t>Shows market O/U when available and method-derived Model distance separately.</w:t>
+              <w:t>Shows a compact duration prediction, market O/U when available, and an always-visible duration curve in the expanded breakdown; P(Decision) remains separately labeled context.</w:t>
             </w:r>
           </w:p>
         </w:tc>
@@ -6757,7 +6743,7 @@
                 <w:color w:val="202A35"/>
                 <w:sz w:val="18"/>
               </w:rPr>
-              <w:t>backend/app/features/matchup_interactions.py</w:t>
+              <w:t>backend/app/features/duration_features.py</w:t>
             </w:r>
           </w:p>
         </w:tc>
@@ -6783,7 +6769,7 @@
                 <w:color w:val="202A35"/>
                 <w:sz w:val="18"/>
               </w:rPr>
-              <w:t>Six experimental cross-terms.</w:t>
+              <w:t>Market-independent, symmetric prior-only duration features and interval inputs.</w:t>
             </w:r>
           </w:p>
         </w:tc>
@@ -6806,19 +6792,10 @@
             <w:r>
               <w:rPr>
                 <w:rFonts w:ascii="Calibri" w:hAnsi="Calibri"/>
-                <w:b/>
-                <w:color w:val="202A35"/>
-                <w:sz w:val="18"/>
-              </w:rPr>
-              <w:t>Unused/dead by design after negative walk-forward evaluation</w:t>
-            </w:r>
-            <w:r>
-              <w:rPr>
-                <w:rFonts w:ascii="Calibri" w:hAnsi="Calibri"/>
-                <w:color w:val="202A35"/>
-                <w:sz w:val="18"/>
-              </w:rPr>
-              <w:t>, despite stale repository prose that still calls them promising.</w:t>
+                <w:color w:val="202A35"/>
+                <w:sz w:val="18"/>
+              </w:rPr>
+              <w:t>Duration training and serving.</w:t>
             </w:r>
           </w:p>
         </w:tc>
@@ -6849,7 +6826,7 @@
                 <w:color w:val="202A35"/>
                 <w:sz w:val="18"/>
               </w:rPr>
-              <w:t>backend/app/models/train_calibrated_models.py</w:t>
+              <w:t>backend/app/features/matchup_interactions.py</w:t>
             </w:r>
           </w:p>
         </w:tc>
@@ -6875,7 +6852,7 @@
                 <w:color w:val="202A35"/>
                 <w:sz w:val="18"/>
               </w:rPr>
-              <w:t>Chronological train/calibration/test split, candidate training, selection, provenance, registry.</w:t>
+              <w:t>Six experimental cross-terms.</w:t>
             </w:r>
           </w:p>
         </w:tc>
@@ -6898,10 +6875,19 @@
             <w:r>
               <w:rPr>
                 <w:rFonts w:ascii="Calibri" w:hAnsi="Calibri"/>
-                <w:color w:val="202A35"/>
-                <w:sz w:val="18"/>
-              </w:rPr>
-              <w:t>Winner artifacts and evaluation.</w:t>
+                <w:b/>
+                <w:color w:val="202A35"/>
+                <w:sz w:val="18"/>
+              </w:rPr>
+              <w:t>Unused/dead by design after negative walk-forward evaluation</w:t>
+            </w:r>
+            <w:r>
+              <w:rPr>
+                <w:rFonts w:ascii="Calibri" w:hAnsi="Calibri"/>
+                <w:color w:val="202A35"/>
+                <w:sz w:val="18"/>
+              </w:rPr>
+              <w:t>, despite stale repository prose that still calls them promising.</w:t>
             </w:r>
           </w:p>
         </w:tc>
@@ -6932,7 +6918,7 @@
                 <w:color w:val="202A35"/>
                 <w:sz w:val="18"/>
               </w:rPr>
-              <w:t>backend/app/models/train_method_models.py</w:t>
+              <w:t>backend/app/models/train_calibrated_models.py</w:t>
             </w:r>
           </w:p>
         </w:tc>
@@ -6958,7 +6944,7 @@
                 <w:color w:val="202A35"/>
                 <w:sz w:val="18"/>
               </w:rPr>
-              <w:t>Broad/detailed method training and artifacts.</w:t>
+              <w:t>Chronological train/calibration/test split, candidate training, selection, provenance, registry.</w:t>
             </w:r>
           </w:p>
         </w:tc>
@@ -6980,19 +6966,11 @@
             </w:pPr>
             <w:r>
               <w:rPr>
-                <w:rFonts w:ascii="Consolas" w:hAnsi="Consolas"/>
-                <w:color w:val="202A35"/>
-                <w:sz w:val="18"/>
-              </w:rPr>
-              <w:t>/predict-method</w:t>
-            </w:r>
-            <w:r>
-              <w:rPr>
-                <w:rFonts w:ascii="Calibri" w:hAnsi="Calibri"/>
-                <w:color w:val="202A35"/>
-                <w:sz w:val="18"/>
-              </w:rPr>
-              <w:t xml:space="preserve"> and Future Cards Model distance.</w:t>
+                <w:rFonts w:ascii="Calibri" w:hAnsi="Calibri"/>
+                <w:color w:val="202A35"/>
+                <w:sz w:val="18"/>
+              </w:rPr>
+              <w:t>Winner artifacts and evaluation.</w:t>
             </w:r>
           </w:p>
         </w:tc>
@@ -7023,7 +7001,7 @@
                 <w:color w:val="202A35"/>
                 <w:sz w:val="18"/>
               </w:rPr>
-              <w:t>backend/app/models/train_market_shadow_models.py</w:t>
+              <w:t>backend/app/models/train_method_models.py</w:t>
             </w:r>
           </w:p>
         </w:tc>
@@ -7049,7 +7027,7 @@
                 <w:color w:val="202A35"/>
                 <w:sz w:val="18"/>
               </w:rPr>
-              <w:t>Market-only and model+market experimental models.</w:t>
+              <w:t>Broad/detailed method training and artifacts.</w:t>
             </w:r>
           </w:p>
         </w:tc>
@@ -7071,11 +7049,19 @@
             </w:pPr>
             <w:r>
               <w:rPr>
-                <w:rFonts w:ascii="Calibri" w:hAnsi="Calibri"/>
-                <w:color w:val="202A35"/>
-                <w:sz w:val="18"/>
-              </w:rPr>
-              <w:t>Evaluation only.</w:t>
+                <w:rFonts w:ascii="Consolas" w:hAnsi="Consolas"/>
+                <w:color w:val="202A35"/>
+                <w:sz w:val="18"/>
+              </w:rPr>
+              <w:t>/predict-method</w:t>
+            </w:r>
+            <w:r>
+              <w:rPr>
+                <w:rFonts w:ascii="Calibri" w:hAnsi="Calibri"/>
+                <w:color w:val="202A35"/>
+                <w:sz w:val="18"/>
+              </w:rPr>
+              <w:t xml:space="preserve"> and Future Cards Model distance.</w:t>
             </w:r>
           </w:p>
         </w:tc>
@@ -7106,7 +7092,7 @@
                 <w:color w:val="202A35"/>
                 <w:sz w:val="18"/>
               </w:rPr>
-              <w:t>backend/app/models/model_version.py</w:t>
+              <w:t>backend/app/models/train_duration_model.py</w:t>
             </w:r>
           </w:p>
         </w:tc>
@@ -7132,7 +7118,7 @@
                 <w:color w:val="202A35"/>
                 <w:sz w:val="18"/>
               </w:rPr>
-              <w:t>Winner recipe version history, recipe/training hashes, Git lineage.</w:t>
+              <w:t>Chronological unique-fight discrete-time survival training and historical evaluation.</w:t>
             </w:r>
           </w:p>
         </w:tc>
@@ -7158,7 +7144,7 @@
                 <w:color w:val="202A35"/>
                 <w:sz w:val="18"/>
               </w:rPr>
-              <w:t>Model metrics, saved snapshots, Recent Cards generation labels.</w:t>
+              <w:t>Duration joblib, feature-schema, and metrics artifacts.</w:t>
             </w:r>
           </w:p>
         </w:tc>
@@ -7189,7 +7175,7 @@
                 <w:color w:val="202A35"/>
                 <w:sz w:val="18"/>
               </w:rPr>
-              <w:t>backend/app/services/prediction_service.py</w:t>
+              <w:t>backend/app/models/train_market_shadow_models.py</w:t>
             </w:r>
           </w:p>
         </w:tc>
@@ -7215,7 +7201,7 @@
                 <w:color w:val="202A35"/>
                 <w:sz w:val="18"/>
               </w:rPr>
-              <w:t>Current feature lookup, winner inference, two-orientation normalization, explanations, flags, file-aware caches.</w:t>
+              <w:t>Market-only and model+market experimental models.</w:t>
             </w:r>
           </w:p>
         </w:tc>
@@ -7241,7 +7227,7 @@
                 <w:color w:val="202A35"/>
                 <w:sz w:val="18"/>
               </w:rPr>
-              <w:t>Fight Lab, Future Cards, saved snapshots. Large/high-coupling module (~1,973 lines).</w:t>
+              <w:t>Evaluation only.</w:t>
             </w:r>
           </w:p>
         </w:tc>
@@ -7272,7 +7258,7 @@
                 <w:color w:val="202A35"/>
                 <w:sz w:val="18"/>
               </w:rPr>
-              <w:t>backend/app/services/method_prediction_service.py</w:t>
+              <w:t>backend/app/models/model_version.py</w:t>
             </w:r>
           </w:p>
         </w:tc>
@@ -7298,7 +7284,7 @@
                 <w:color w:val="202A35"/>
                 <w:sz w:val="18"/>
               </w:rPr>
-              <w:t>Loads method artifacts and builds method feature row.</w:t>
+              <w:t>Winner recipe version history, recipe/training hashes, Git lineage.</w:t>
             </w:r>
           </w:p>
         </w:tc>
@@ -7324,7 +7310,7 @@
                 <w:color w:val="202A35"/>
                 <w:sz w:val="18"/>
               </w:rPr>
-              <w:t>Fight Lab method panel and Future Cards Model distance.</w:t>
+              <w:t>Model metrics, saved snapshots, Recent Cards generation labels.</w:t>
             </w:r>
           </w:p>
         </w:tc>
@@ -7355,7 +7341,7 @@
                 <w:color w:val="202A35"/>
                 <w:sz w:val="18"/>
               </w:rPr>
-              <w:t>backend/app/services/future_card_service.py</w:t>
+              <w:t>backend/app/services/prediction_service.py</w:t>
             </w:r>
           </w:p>
         </w:tc>
@@ -7381,7 +7367,7 @@
                 <w:color w:val="202A35"/>
                 <w:sz w:val="18"/>
               </w:rPr>
-              <w:t>Cards, fight context, predictions, scheduled-round override, decision-probability extraction.</w:t>
+              <w:t>Current feature lookup, winner inference, two-orientation normalization, explanations, flags, file-aware caches.</w:t>
             </w:r>
           </w:p>
         </w:tc>
@@ -7407,7 +7393,7 @@
                 <w:color w:val="202A35"/>
                 <w:sz w:val="18"/>
               </w:rPr>
-              <w:t>Future Cards API and My Picks card inputs.</w:t>
+              <w:t>Fight Lab, Future Cards, saved snapshots. Large/high-coupling module (~1,973 lines).</w:t>
             </w:r>
           </w:p>
         </w:tc>
@@ -7438,7 +7424,7 @@
                 <w:color w:val="202A35"/>
                 <w:sz w:val="18"/>
               </w:rPr>
-              <w:t>backend/app/services/odds_service.py</w:t>
+              <w:t>backend/app/services/method_prediction_service.py</w:t>
             </w:r>
           </w:p>
         </w:tc>
@@ -7464,7 +7450,7 @@
                 <w:color w:val="202A35"/>
                 <w:sz w:val="18"/>
               </w:rPr>
-              <w:t>Current h2h/totals fetch, fuzzy matching, de-vig, consensus, tracking.</w:t>
+              <w:t>Loads method artifacts and builds method feature row.</w:t>
             </w:r>
           </w:p>
         </w:tc>
@@ -7490,7 +7476,7 @@
                 <w:color w:val="202A35"/>
                 <w:sz w:val="18"/>
               </w:rPr>
-              <w:t>Future Cards and market evaluation.</w:t>
+              <w:t>Fight Lab method panel and Future Cards Model distance.</w:t>
             </w:r>
           </w:p>
         </w:tc>
@@ -7521,7 +7507,7 @@
                 <w:color w:val="202A35"/>
                 <w:sz w:val="18"/>
               </w:rPr>
-              <w:t>backend/app/pipeline/update_incremental_data.py</w:t>
+              <w:t>backend/app/services/duration_prediction_service.py</w:t>
             </w:r>
           </w:p>
         </w:tc>
@@ -7547,7 +7533,7 @@
                 <w:color w:val="202A35"/>
                 <w:sz w:val="18"/>
               </w:rPr>
-              <w:t>Canonical 25-stage routine refresh.</w:t>
+              <w:t>Loads the duration artifact, predicts a monotone half-round curve, and queries an optional exact line.</w:t>
             </w:r>
           </w:p>
         </w:tc>
@@ -7573,7 +7559,7 @@
                 <w:color w:val="202A35"/>
                 <w:sz w:val="18"/>
               </w:rPr>
-              <w:t>UI update job and unattended refresh.</w:t>
+              <w:t>Future Cards duration summary/breakdown and snapshots.</w:t>
             </w:r>
           </w:p>
         </w:tc>
@@ -7604,7 +7590,7 @@
                 <w:color w:val="202A35"/>
                 <w:sz w:val="18"/>
               </w:rPr>
-              <w:t>backend/app/pipeline/update_all_data.py</w:t>
+              <w:t>backend/app/services/duration_settlement.py</w:t>
             </w:r>
           </w:p>
         </w:tc>
@@ -7630,7 +7616,7 @@
                 <w:color w:val="202A35"/>
                 <w:sz w:val="18"/>
               </w:rPr>
-              <w:t>Full historical rebuild.</w:t>
+              <w:t>One duration/result boundary contract with reason-coded exclusions.</w:t>
             </w:r>
           </w:p>
         </w:tc>
@@ -7656,7 +7642,7 @@
                 <w:color w:val="202A35"/>
                 <w:sz w:val="18"/>
               </w:rPr>
-              <w:t>Disaster recovery and parser/feature rebuilds; partially duplicated sequence.</w:t>
+              <w:t>Historical tests and prospective grading.</w:t>
             </w:r>
           </w:p>
         </w:tc>
@@ -7687,6 +7673,504 @@
                 <w:color w:val="202A35"/>
                 <w:sz w:val="18"/>
               </w:rPr>
+              <w:t>backend/app/services/duration_evaluation_service.py</w:t>
+            </w:r>
+          </w:p>
+        </w:tc>
+        <w:tc>
+          <w:tcPr>
+            <w:tcW w:type="dxa" w:w="3120"/>
+            <w:tcMar>
+              <w:top w:w="80" w:type="dxa"/>
+              <w:start w:w="120" w:type="dxa"/>
+              <w:bottom w:w="80" w:type="dxa"/>
+              <w:end w:w="120" w:type="dxa"/>
+            </w:tcMar>
+            <w:vAlign w:val="center"/>
+            <w:shd w:fill="FFFFFF"/>
+          </w:tcPr>
+          <w:p>
+            <w:pPr>
+              <w:spacing w:after="0" w:line="252" w:lineRule="auto"/>
+            </w:pPr>
+            <w:r>
+              <w:rPr>
+                <w:rFonts w:ascii="Calibri" w:hAnsi="Calibri"/>
+                <w:color w:val="202A35"/>
+                <w:sz w:val="18"/>
+              </w:rPr>
+              <w:t>Historical artifact readout plus grading of frozen exact-line snapshots.</w:t>
+            </w:r>
+          </w:p>
+        </w:tc>
+        <w:tc>
+          <w:tcPr>
+            <w:tcW w:type="dxa" w:w="3120"/>
+            <w:tcMar>
+              <w:top w:w="80" w:type="dxa"/>
+              <w:start w:w="120" w:type="dxa"/>
+              <w:bottom w:w="80" w:type="dxa"/>
+              <w:end w:w="120" w:type="dxa"/>
+            </w:tcMar>
+            <w:vAlign w:val="center"/>
+            <w:shd w:fill="FFFFFF"/>
+          </w:tcPr>
+          <w:p>
+            <w:pPr>
+              <w:spacing w:after="0" w:line="252" w:lineRule="auto"/>
+            </w:pPr>
+            <w:r>
+              <w:rPr>
+                <w:rFonts w:ascii="Calibri" w:hAnsi="Calibri"/>
+                <w:color w:val="202A35"/>
+                <w:sz w:val="18"/>
+              </w:rPr>
+              <w:t>Admin Evaluation and pipeline settlement stage.</w:t>
+            </w:r>
+          </w:p>
+        </w:tc>
+      </w:tr>
+      <w:tr>
+        <w:trPr>
+          <w:cantSplit/>
+        </w:trPr>
+        <w:tc>
+          <w:tcPr>
+            <w:tcW w:type="dxa" w:w="3120"/>
+            <w:tcMar>
+              <w:top w:w="80" w:type="dxa"/>
+              <w:start w:w="120" w:type="dxa"/>
+              <w:bottom w:w="80" w:type="dxa"/>
+              <w:end w:w="120" w:type="dxa"/>
+            </w:tcMar>
+            <w:vAlign w:val="center"/>
+            <w:shd w:fill="EEF5FB"/>
+          </w:tcPr>
+          <w:p>
+            <w:pPr>
+              <w:spacing w:after="0" w:line="252" w:lineRule="auto"/>
+            </w:pPr>
+            <w:r>
+              <w:rPr>
+                <w:rFonts w:ascii="Consolas" w:hAnsi="Consolas"/>
+                <w:color w:val="202A35"/>
+                <w:sz w:val="18"/>
+              </w:rPr>
+              <w:t>backend/app/services/data_operations_health_service.py</w:t>
+            </w:r>
+          </w:p>
+        </w:tc>
+        <w:tc>
+          <w:tcPr>
+            <w:tcW w:type="dxa" w:w="3120"/>
+            <w:tcMar>
+              <w:top w:w="80" w:type="dxa"/>
+              <w:start w:w="120" w:type="dxa"/>
+              <w:bottom w:w="80" w:type="dxa"/>
+              <w:end w:w="120" w:type="dxa"/>
+            </w:tcMar>
+            <w:vAlign w:val="center"/>
+            <w:shd w:fill="EEF5FB"/>
+          </w:tcPr>
+          <w:p>
+            <w:pPr>
+              <w:spacing w:after="0" w:line="252" w:lineRule="auto"/>
+            </w:pPr>
+            <w:r>
+              <w:rPr>
+                <w:rFonts w:ascii="Calibri" w:hAnsi="Calibri"/>
+                <w:color w:val="202A35"/>
+                <w:sz w:val="18"/>
+              </w:rPr>
+              <w:t>Refresh freshness, odds/totals coverage, quota, snapshot age, duration collection, and alerts.</w:t>
+            </w:r>
+          </w:p>
+        </w:tc>
+        <w:tc>
+          <w:tcPr>
+            <w:tcW w:type="dxa" w:w="3120"/>
+            <w:tcMar>
+              <w:top w:w="80" w:type="dxa"/>
+              <w:start w:w="120" w:type="dxa"/>
+              <w:bottom w:w="80" w:type="dxa"/>
+              <w:end w:w="120" w:type="dxa"/>
+            </w:tcMar>
+            <w:vAlign w:val="center"/>
+            <w:shd w:fill="EEF5FB"/>
+          </w:tcPr>
+          <w:p>
+            <w:pPr>
+              <w:spacing w:after="0" w:line="252" w:lineRule="auto"/>
+            </w:pPr>
+            <w:r>
+              <w:rPr>
+                <w:rFonts w:ascii="Calibri" w:hAnsi="Calibri"/>
+                <w:color w:val="202A35"/>
+                <w:sz w:val="18"/>
+              </w:rPr>
+              <w:t>Hosted/local Data Ops.</w:t>
+            </w:r>
+          </w:p>
+        </w:tc>
+      </w:tr>
+      <w:tr>
+        <w:trPr>
+          <w:cantSplit/>
+        </w:trPr>
+        <w:tc>
+          <w:tcPr>
+            <w:tcW w:type="dxa" w:w="3120"/>
+            <w:tcMar>
+              <w:top w:w="80" w:type="dxa"/>
+              <w:start w:w="120" w:type="dxa"/>
+              <w:bottom w:w="80" w:type="dxa"/>
+              <w:end w:w="120" w:type="dxa"/>
+            </w:tcMar>
+            <w:vAlign w:val="center"/>
+            <w:shd w:fill="FFFFFF"/>
+          </w:tcPr>
+          <w:p>
+            <w:pPr>
+              <w:spacing w:after="0" w:line="252" w:lineRule="auto"/>
+            </w:pPr>
+            <w:r>
+              <w:rPr>
+                <w:rFonts w:ascii="Consolas" w:hAnsi="Consolas"/>
+                <w:color w:val="202A35"/>
+                <w:sz w:val="18"/>
+              </w:rPr>
+              <w:t>backend/app/services/future_card_service.py</w:t>
+            </w:r>
+          </w:p>
+        </w:tc>
+        <w:tc>
+          <w:tcPr>
+            <w:tcW w:type="dxa" w:w="3120"/>
+            <w:tcMar>
+              <w:top w:w="80" w:type="dxa"/>
+              <w:start w:w="120" w:type="dxa"/>
+              <w:bottom w:w="80" w:type="dxa"/>
+              <w:end w:w="120" w:type="dxa"/>
+            </w:tcMar>
+            <w:vAlign w:val="center"/>
+            <w:shd w:fill="FFFFFF"/>
+          </w:tcPr>
+          <w:p>
+            <w:pPr>
+              <w:spacing w:after="0" w:line="252" w:lineRule="auto"/>
+            </w:pPr>
+            <w:r>
+              <w:rPr>
+                <w:rFonts w:ascii="Calibri" w:hAnsi="Calibri"/>
+                <w:color w:val="202A35"/>
+                <w:sz w:val="18"/>
+              </w:rPr>
+              <w:t>Cards, fight context, winner/method/duration predictions, scheduled-round override.</w:t>
+            </w:r>
+          </w:p>
+        </w:tc>
+        <w:tc>
+          <w:tcPr>
+            <w:tcW w:type="dxa" w:w="3120"/>
+            <w:tcMar>
+              <w:top w:w="80" w:type="dxa"/>
+              <w:start w:w="120" w:type="dxa"/>
+              <w:bottom w:w="80" w:type="dxa"/>
+              <w:end w:w="120" w:type="dxa"/>
+            </w:tcMar>
+            <w:vAlign w:val="center"/>
+            <w:shd w:fill="FFFFFF"/>
+          </w:tcPr>
+          <w:p>
+            <w:pPr>
+              <w:spacing w:after="0" w:line="252" w:lineRule="auto"/>
+            </w:pPr>
+            <w:r>
+              <w:rPr>
+                <w:rFonts w:ascii="Calibri" w:hAnsi="Calibri"/>
+                <w:color w:val="202A35"/>
+                <w:sz w:val="18"/>
+              </w:rPr>
+              <w:t>Future Cards API and My Picks card inputs.</w:t>
+            </w:r>
+          </w:p>
+        </w:tc>
+      </w:tr>
+      <w:tr>
+        <w:trPr>
+          <w:cantSplit/>
+        </w:trPr>
+        <w:tc>
+          <w:tcPr>
+            <w:tcW w:type="dxa" w:w="3120"/>
+            <w:tcMar>
+              <w:top w:w="80" w:type="dxa"/>
+              <w:start w:w="120" w:type="dxa"/>
+              <w:bottom w:w="80" w:type="dxa"/>
+              <w:end w:w="120" w:type="dxa"/>
+            </w:tcMar>
+            <w:vAlign w:val="center"/>
+            <w:shd w:fill="EEF5FB"/>
+          </w:tcPr>
+          <w:p>
+            <w:pPr>
+              <w:spacing w:after="0" w:line="252" w:lineRule="auto"/>
+            </w:pPr>
+            <w:r>
+              <w:rPr>
+                <w:rFonts w:ascii="Consolas" w:hAnsi="Consolas"/>
+                <w:color w:val="202A35"/>
+                <w:sz w:val="18"/>
+              </w:rPr>
+              <w:t>backend/app/services/odds_service.py</w:t>
+            </w:r>
+          </w:p>
+        </w:tc>
+        <w:tc>
+          <w:tcPr>
+            <w:tcW w:type="dxa" w:w="3120"/>
+            <w:tcMar>
+              <w:top w:w="80" w:type="dxa"/>
+              <w:start w:w="120" w:type="dxa"/>
+              <w:bottom w:w="80" w:type="dxa"/>
+              <w:end w:w="120" w:type="dxa"/>
+            </w:tcMar>
+            <w:vAlign w:val="center"/>
+            <w:shd w:fill="EEF5FB"/>
+          </w:tcPr>
+          <w:p>
+            <w:pPr>
+              <w:spacing w:after="0" w:line="252" w:lineRule="auto"/>
+            </w:pPr>
+            <w:r>
+              <w:rPr>
+                <w:rFonts w:ascii="Calibri" w:hAnsi="Calibri"/>
+                <w:color w:val="202A35"/>
+                <w:sz w:val="18"/>
+              </w:rPr>
+              <w:t>Current h2h/totals fetch, fuzzy matching, de-vig, consensus, and per-book append-only totals tracking.</w:t>
+            </w:r>
+          </w:p>
+        </w:tc>
+        <w:tc>
+          <w:tcPr>
+            <w:tcW w:type="dxa" w:w="3120"/>
+            <w:tcMar>
+              <w:top w:w="80" w:type="dxa"/>
+              <w:start w:w="120" w:type="dxa"/>
+              <w:bottom w:w="80" w:type="dxa"/>
+              <w:end w:w="120" w:type="dxa"/>
+            </w:tcMar>
+            <w:vAlign w:val="center"/>
+            <w:shd w:fill="EEF5FB"/>
+          </w:tcPr>
+          <w:p>
+            <w:pPr>
+              <w:spacing w:after="0" w:line="252" w:lineRule="auto"/>
+            </w:pPr>
+            <w:r>
+              <w:rPr>
+                <w:rFonts w:ascii="Calibri" w:hAnsi="Calibri"/>
+                <w:color w:val="202A35"/>
+                <w:sz w:val="18"/>
+              </w:rPr>
+              <w:t>Future Cards, market evaluation, Data Ops.</w:t>
+            </w:r>
+          </w:p>
+        </w:tc>
+      </w:tr>
+      <w:tr>
+        <w:trPr>
+          <w:cantSplit/>
+        </w:trPr>
+        <w:tc>
+          <w:tcPr>
+            <w:tcW w:type="dxa" w:w="3120"/>
+            <w:tcMar>
+              <w:top w:w="80" w:type="dxa"/>
+              <w:start w:w="120" w:type="dxa"/>
+              <w:bottom w:w="80" w:type="dxa"/>
+              <w:end w:w="120" w:type="dxa"/>
+            </w:tcMar>
+            <w:vAlign w:val="center"/>
+            <w:shd w:fill="FFFFFF"/>
+          </w:tcPr>
+          <w:p>
+            <w:pPr>
+              <w:spacing w:after="0" w:line="252" w:lineRule="auto"/>
+            </w:pPr>
+            <w:r>
+              <w:rPr>
+                <w:rFonts w:ascii="Consolas" w:hAnsi="Consolas"/>
+                <w:color w:val="202A35"/>
+                <w:sz w:val="18"/>
+              </w:rPr>
+              <w:t>backend/app/pipeline/update_incremental_data.py</w:t>
+            </w:r>
+          </w:p>
+        </w:tc>
+        <w:tc>
+          <w:tcPr>
+            <w:tcW w:type="dxa" w:w="3120"/>
+            <w:tcMar>
+              <w:top w:w="80" w:type="dxa"/>
+              <w:start w:w="120" w:type="dxa"/>
+              <w:bottom w:w="80" w:type="dxa"/>
+              <w:end w:w="120" w:type="dxa"/>
+            </w:tcMar>
+            <w:vAlign w:val="center"/>
+            <w:shd w:fill="FFFFFF"/>
+          </w:tcPr>
+          <w:p>
+            <w:pPr>
+              <w:spacing w:after="0" w:line="252" w:lineRule="auto"/>
+            </w:pPr>
+            <w:r>
+              <w:rPr>
+                <w:rFonts w:ascii="Calibri" w:hAnsi="Calibri"/>
+                <w:color w:val="202A35"/>
+                <w:sz w:val="18"/>
+              </w:rPr>
+              <w:t>Canonical refresh, explicit duration settlement, degraded-stage reporting, and heartbeat persistence.</w:t>
+            </w:r>
+          </w:p>
+        </w:tc>
+        <w:tc>
+          <w:tcPr>
+            <w:tcW w:type="dxa" w:w="3120"/>
+            <w:tcMar>
+              <w:top w:w="80" w:type="dxa"/>
+              <w:start w:w="120" w:type="dxa"/>
+              <w:bottom w:w="80" w:type="dxa"/>
+              <w:end w:w="120" w:type="dxa"/>
+            </w:tcMar>
+            <w:vAlign w:val="center"/>
+            <w:shd w:fill="FFFFFF"/>
+          </w:tcPr>
+          <w:p>
+            <w:pPr>
+              <w:spacing w:after="0" w:line="252" w:lineRule="auto"/>
+            </w:pPr>
+            <w:r>
+              <w:rPr>
+                <w:rFonts w:ascii="Calibri" w:hAnsi="Calibri"/>
+                <w:color w:val="202A35"/>
+                <w:sz w:val="18"/>
+              </w:rPr>
+              <w:t>UI update job and unattended refresh.</w:t>
+            </w:r>
+          </w:p>
+        </w:tc>
+      </w:tr>
+      <w:tr>
+        <w:trPr>
+          <w:cantSplit/>
+        </w:trPr>
+        <w:tc>
+          <w:tcPr>
+            <w:tcW w:type="dxa" w:w="3120"/>
+            <w:tcMar>
+              <w:top w:w="80" w:type="dxa"/>
+              <w:start w:w="120" w:type="dxa"/>
+              <w:bottom w:w="80" w:type="dxa"/>
+              <w:end w:w="120" w:type="dxa"/>
+            </w:tcMar>
+            <w:vAlign w:val="center"/>
+            <w:shd w:fill="EEF5FB"/>
+          </w:tcPr>
+          <w:p>
+            <w:pPr>
+              <w:spacing w:after="0" w:line="252" w:lineRule="auto"/>
+            </w:pPr>
+            <w:r>
+              <w:rPr>
+                <w:rFonts w:ascii="Consolas" w:hAnsi="Consolas"/>
+                <w:color w:val="202A35"/>
+                <w:sz w:val="18"/>
+              </w:rPr>
+              <w:t>backend/app/pipeline/update_all_data.py</w:t>
+            </w:r>
+          </w:p>
+        </w:tc>
+        <w:tc>
+          <w:tcPr>
+            <w:tcW w:type="dxa" w:w="3120"/>
+            <w:tcMar>
+              <w:top w:w="80" w:type="dxa"/>
+              <w:start w:w="120" w:type="dxa"/>
+              <w:bottom w:w="80" w:type="dxa"/>
+              <w:end w:w="120" w:type="dxa"/>
+            </w:tcMar>
+            <w:vAlign w:val="center"/>
+            <w:shd w:fill="EEF5FB"/>
+          </w:tcPr>
+          <w:p>
+            <w:pPr>
+              <w:spacing w:after="0" w:line="252" w:lineRule="auto"/>
+            </w:pPr>
+            <w:r>
+              <w:rPr>
+                <w:rFonts w:ascii="Calibri" w:hAnsi="Calibri"/>
+                <w:color w:val="202A35"/>
+                <w:sz w:val="18"/>
+              </w:rPr>
+              <w:t>Full historical rebuild.</w:t>
+            </w:r>
+          </w:p>
+        </w:tc>
+        <w:tc>
+          <w:tcPr>
+            <w:tcW w:type="dxa" w:w="3120"/>
+            <w:tcMar>
+              <w:top w:w="80" w:type="dxa"/>
+              <w:start w:w="120" w:type="dxa"/>
+              <w:bottom w:w="80" w:type="dxa"/>
+              <w:end w:w="120" w:type="dxa"/>
+            </w:tcMar>
+            <w:vAlign w:val="center"/>
+            <w:shd w:fill="EEF5FB"/>
+          </w:tcPr>
+          <w:p>
+            <w:pPr>
+              <w:spacing w:after="0" w:line="252" w:lineRule="auto"/>
+            </w:pPr>
+            <w:r>
+              <w:rPr>
+                <w:rFonts w:ascii="Calibri" w:hAnsi="Calibri"/>
+                <w:color w:val="202A35"/>
+                <w:sz w:val="18"/>
+              </w:rPr>
+              <w:t>Disaster recovery and parser/feature rebuilds; partially duplicated sequence.</w:t>
+            </w:r>
+          </w:p>
+        </w:tc>
+      </w:tr>
+      <w:tr>
+        <w:trPr>
+          <w:cantSplit/>
+        </w:trPr>
+        <w:tc>
+          <w:tcPr>
+            <w:tcW w:type="dxa" w:w="3120"/>
+            <w:tcMar>
+              <w:top w:w="80" w:type="dxa"/>
+              <w:start w:w="120" w:type="dxa"/>
+              <w:bottom w:w="80" w:type="dxa"/>
+              <w:end w:w="120" w:type="dxa"/>
+            </w:tcMar>
+            <w:vAlign w:val="center"/>
+            <w:shd w:fill="FFFFFF"/>
+          </w:tcPr>
+          <w:p>
+            <w:pPr>
+              <w:spacing w:after="0" w:line="252" w:lineRule="auto"/>
+            </w:pPr>
+            <w:r>
+              <w:rPr>
+                <w:rFonts w:ascii="Consolas" w:hAnsi="Consolas"/>
+                <w:color w:val="202A35"/>
+                <w:sz w:val="18"/>
+              </w:rPr>
               <w:t>backend/tests/</w:t>
             </w:r>
           </w:p>
@@ -7713,7 +8197,7 @@
                 <w:color w:val="202A35"/>
                 <w:sz w:val="18"/>
               </w:rPr>
-              <w:t>40 test modules and 177 test functions at audit.</w:t>
+              <w:t>54 test modules and 217 collected tests at audit.</w:t>
             </w:r>
           </w:p>
         </w:tc>
@@ -8335,7 +8819,7 @@
                 <w:color w:val="202A35"/>
                 <w:sz w:val="18"/>
               </w:rPr>
-              <w:t>Cards, predictions, market lines, Model distance, overrides, event lock admin.</w:t>
+              <w:t>Cards, winner predictions, compact exact-line duration insight, expanded survival curve, market lines, overrides, event lock admin.</w:t>
             </w:r>
           </w:p>
         </w:tc>
@@ -10601,7 +11085,7 @@
         <w:rPr>
           <w:rFonts w:ascii="Calibri" w:hAnsi="Calibri"/>
         </w:rPr>
-        <w:t>Training input: 17,174 mirrored rows representing 8,587 fights.</w:t>
+        <w:t>Training input: 17,198 mirrored rows representing 8,599 fights.</w:t>
       </w:r>
     </w:p>
     <w:p>
@@ -10662,7 +11146,7 @@
         <w:rPr>
           <w:rFonts w:ascii="Calibri" w:hAnsi="Calibri"/>
         </w:rPr>
-        <w:t>Split: by unique fight URL, chronological; 6,010 train fights, 859 calibration fights, 1,718 test fights.</w:t>
+        <w:t>Candidate-evaluation split: by unique fight URL, chronological; 6,019 train fights, 860 calibration fights, 1,720 untouched test fights.</w:t>
       </w:r>
     </w:p>
     <w:p>
@@ -10695,7 +11179,7 @@
         <w:rPr>
           <w:rFonts w:ascii="Calibri" w:hAnsi="Calibri"/>
         </w:rPr>
-        <w:t>Current winner: calibrated logistic regression, test accuracy 0.6315, Brier 0.2280, log loss 0.6490, AUC 0.6739.</w:t>
+        <w:t>Current selected recipe: uncalibrated logistic regression. Frozen holdout accuracy is 0.6355 (95% Wilson interval 0.6124-0.6579), Brier 0.2276, log loss 0.6492, and AUC 0.6756. The eight-fold expanding-window mean accuracy is 0.6214; the newest fold triggers a relative-Elo drift watch because its advantage over Elo is 3.5 points below the prior-fold mean.</w:t>
       </w:r>
     </w:p>
     <w:p>
@@ -10717,7 +11201,7 @@
         <w:rPr>
           <w:rFonts w:ascii="Calibri" w:hAnsi="Calibri"/>
         </w:rPr>
-        <w:t>3.4 Method and current Model distance architecture</w:t>
+        <w:t>3.4 Method context and experimental fight-duration architecture</w:t>
       </w:r>
     </w:p>
     <w:p>
@@ -10749,13 +11233,13 @@
           <w:color w:val="2E74B5"/>
           <w:sz w:val="19"/>
         </w:rPr>
-        <w:t>future_card_service._model_distance_probability()</w:t>
+        <w:t>future_card_service</w:t>
       </w:r>
       <w:r>
         <w:rPr>
           <w:rFonts w:ascii="Calibri" w:hAnsi="Calibri"/>
         </w:rPr>
-        <w:t xml:space="preserve"> calls the broad method model and returns the row labeled </w:t>
+        <w:t xml:space="preserve"> still extracts the broad method model's </w:t>
       </w:r>
       <w:r>
         <w:rPr>
@@ -10769,63 +11253,156 @@
         <w:rPr>
           <w:rFonts w:ascii="Calibri" w:hAnsi="Calibri"/>
         </w:rPr>
-        <w:t>. Therefore:</w:t>
+        <w:t xml:space="preserve"> row, but labels it as P(Decision) context and never substitutes it for an Over probability. The dedicated duration path is separate:</w:t>
       </w:r>
     </w:p>
     <w:p>
       <w:pPr>
-        <w:pStyle w:val="ListBullet"/>
+        <w:pStyle w:val="ListNumber"/>
+        <w:numPr>
+          <w:ilvl w:val="0"/>
+          <w:numId w:val="12"/>
+        </w:numPr>
       </w:pPr>
       <w:r>
         <w:rPr>
+          <w:rFonts w:ascii="Consolas" w:hAnsi="Consolas"/>
+          <w:color w:val="2E74B5"/>
+          <w:sz w:val="19"/>
+        </w:rPr>
+        <w:t>duration_features.py</w:t>
+      </w:r>
+      <w:r>
+        <w:rPr>
           <w:rFonts w:ascii="Calibri" w:hAnsi="Calibri"/>
-          <w:b/>
         </w:rPr>
-        <w:t>Model distance is P(Decision), used as an approximation to P(goes the scheduled distance).</w:t>
+        <w:t xml:space="preserve"> builds symmetric, prior-only fight features without odds or a house line.</w:t>
       </w:r>
     </w:p>
     <w:p>
       <w:pPr>
-        <w:pStyle w:val="ListBullet"/>
+        <w:pStyle w:val="ListNumber"/>
+        <w:numPr>
+          <w:ilvl w:val="0"/>
+          <w:numId w:val="12"/>
+        </w:numPr>
+      </w:pPr>
+      <w:r>
+        <w:rPr>
+          <w:rFonts w:ascii="Consolas" w:hAnsi="Consolas"/>
+          <w:color w:val="2E74B5"/>
+          <w:sz w:val="19"/>
+        </w:rPr>
+        <w:t>train_duration_model.py</w:t>
+      </w:r>
+      <w:r>
+        <w:rPr>
+          <w:rFonts w:ascii="Calibri" w:hAnsi="Calibri"/>
+        </w:rPr>
+        <w:t xml:space="preserve"> expands each fight into half-round hazard intervals and fits </w:t>
+      </w:r>
+      <w:r>
+        <w:rPr>
+          <w:rFonts w:ascii="Consolas" w:hAnsi="Consolas"/>
+          <w:color w:val="2E74B5"/>
+          <w:sz w:val="19"/>
+        </w:rPr>
+        <w:t>duration-survival-0.2.0</w:t>
+      </w:r>
+      <w:r>
+        <w:rPr>
+          <w:rFonts w:ascii="Calibri" w:hAnsi="Calibri"/>
+        </w:rPr>
+        <w:t>.</w:t>
+      </w:r>
+    </w:p>
+    <w:p>
+      <w:pPr>
+        <w:pStyle w:val="ListNumber"/>
+        <w:numPr>
+          <w:ilvl w:val="0"/>
+          <w:numId w:val="12"/>
+        </w:numPr>
+      </w:pPr>
+      <w:r>
+        <w:rPr>
+          <w:rFonts w:ascii="Consolas" w:hAnsi="Consolas"/>
+          <w:color w:val="2E74B5"/>
+          <w:sz w:val="19"/>
+        </w:rPr>
+        <w:t>duration_prediction_service.py</w:t>
+      </w:r>
+      <w:r>
+        <w:rPr>
+          <w:rFonts w:ascii="Calibri" w:hAnsi="Calibri"/>
+        </w:rPr>
+        <w:t xml:space="preserve"> converts interval hazards into a monotone survival curve for supported 3- and 5-round schedules.</w:t>
+      </w:r>
+    </w:p>
+    <w:p>
+      <w:pPr>
+        <w:pStyle w:val="ListNumber"/>
+        <w:numPr>
+          <w:ilvl w:val="0"/>
+          <w:numId w:val="12"/>
+        </w:numPr>
       </w:pPr>
       <w:r>
         <w:rPr>
           <w:rFonts w:ascii="Calibri" w:hAnsi="Calibri"/>
         </w:rPr>
-        <w:t>It is not trained against a quoted rounds line.</w:t>
+        <w:t xml:space="preserve">A posted market line is query-only: an exact supported point becomes the compact Over/Under prediction; otherwise the API returns </w:t>
+      </w:r>
+      <w:r>
+        <w:rPr>
+          <w:rFonts w:ascii="Consolas" w:hAnsi="Consolas"/>
+          <w:color w:val="2E74B5"/>
+          <w:sz w:val="19"/>
+        </w:rPr>
+        <w:t>curve_only</w:t>
+      </w:r>
+      <w:r>
+        <w:rPr>
+          <w:rFonts w:ascii="Calibri" w:hAnsi="Calibri"/>
+        </w:rPr>
+        <w:t xml:space="preserve"> and the expanded graph remains visible.</w:t>
       </w:r>
     </w:p>
     <w:p>
       <w:pPr>
-        <w:pStyle w:val="ListBullet"/>
+        <w:pStyle w:val="ListNumber"/>
+        <w:numPr>
+          <w:ilvl w:val="0"/>
+          <w:numId w:val="12"/>
+        </w:numPr>
       </w:pPr>
+      <w:r>
+        <w:rPr>
+          <w:rFonts w:ascii="Consolas" w:hAnsi="Consolas"/>
+          <w:color w:val="2E74B5"/>
+          <w:sz w:val="19"/>
+        </w:rPr>
+        <w:t>duration_settlement.py</w:t>
+      </w:r>
       <w:r>
         <w:rPr>
           <w:rFonts w:ascii="Calibri" w:hAnsi="Calibri"/>
         </w:rPr>
-        <w:t>It is not P(Over 1.5), P(Over 2.5), or P(Over 4.5).</w:t>
+        <w:t xml:space="preserve"> resolves official elapsed time; </w:t>
       </w:r>
-    </w:p>
-    <w:p>
-      <w:pPr>
-        <w:pStyle w:val="ListBullet"/>
-      </w:pPr>
+      <w:r>
+        <w:rPr>
+          <w:rFonts w:ascii="Consolas" w:hAnsi="Consolas"/>
+          <w:color w:val="2E74B5"/>
+          <w:sz w:val="19"/>
+        </w:rPr>
+        <w:t>duration_evaluation_service.py</w:t>
+      </w:r>
       <w:r>
         <w:rPr>
           <w:rFonts w:ascii="Calibri" w:hAnsi="Calibri"/>
         </w:rPr>
-        <w:t>A fight can finish after a totals threshold but before a decision, so P(Decision) can materially understate P(Over line).</w:t>
-      </w:r>
-    </w:p>
-    <w:p>
-      <w:pPr>
-        <w:pStyle w:val="ListBullet"/>
-      </w:pPr>
-      <w:r>
-        <w:rPr>
-          <w:rFonts w:ascii="Calibri" w:hAnsi="Calibri"/>
-        </w:rPr>
-        <w:t>It remains useful as directional context, but it must not be presented as a line-specific model/market comparison.</w:t>
+        <w:t xml:space="preserve"> grades only frozen predictions whose saved model line equals the saved market line.</w:t>
       </w:r>
     </w:p>
     <w:p>
@@ -10833,7 +11410,7 @@
         <w:rPr>
           <w:rFonts w:ascii="Calibri" w:hAnsi="Calibri"/>
         </w:rPr>
-        <w:t>This is current implemented behavior, not a dedicated fight-duration model.</w:t>
+        <w:t>The artifact is experimental. Historical 80/20 results are available and seven frozen exact-line future predictions have settled (six correct), but all seven selected Over and the result equals the always-Over majority baseline. The UI labels the sample Very early and must not present 85.7% as proof of production skill.</w:t>
       </w:r>
     </w:p>
     <w:p>
@@ -10969,11 +11546,14 @@
       </w:r>
     </w:p>
     <w:p>
+      <w:pPr>
+        <w:pStyle w:val="ListBullet"/>
+      </w:pPr>
       <w:r>
         <w:rPr>
           <w:rFonts w:ascii="Calibri" w:hAnsi="Calibri"/>
         </w:rPr>
-        <w:t xml:space="preserve">Current but data-empty: the audited SQLite table had 58 odds rows and all 58 had </w:t>
+        <w:t xml:space="preserve">Appends every matched per-book total to </w:t>
       </w:r>
       <w:r>
         <w:rPr>
@@ -10981,13 +11561,21 @@
           <w:color w:val="2E74B5"/>
           <w:sz w:val="19"/>
         </w:rPr>
-        <w:t>rounds_line IS NULL</w:t>
+        <w:t>totals_odds_snapshots</w:t>
       </w:r>
       <w:r>
         <w:rPr>
           <w:rFonts w:ascii="Calibri" w:hAnsi="Calibri"/>
         </w:rPr>
-        <w:t>. The older local CSV also had only the pre-totals 23-column header. Thus the UI and schema support totals, but the audited local artifact set cannot display a real rounds O/U quote.</w:t>
+        <w:t xml:space="preserve"> without replacing prior quotes.</w:t>
+      </w:r>
+    </w:p>
+    <w:p>
+      <w:r>
+        <w:rPr>
+          <w:rFonts w:ascii="Calibri" w:hAnsi="Calibri"/>
+        </w:rPr>
+        <w:t>Current point-in-time data: the append-only store held 32 per-book totals quotes covering 8 fights, 4 bookmakers, and lines 1.5, 2.5, and 3.5. Many later fights legitimately had no posted total. Data Ops now treats coverage as a measured ratio, preserves the unavailable state, and alerts on stale or failed provider refreshes.</w:t>
       </w:r>
     </w:p>
     <w:p>
@@ -11901,7 +12489,21 @@
         <w:rPr>
           <w:rFonts w:ascii="Calibri" w:hAnsi="Calibri"/>
         </w:rPr>
-        <w:t xml:space="preserve">The scheduled task runs under one Windows user and decrypts a DPAPI-protected admin password. It does not wake a powered-off PC. </w:t>
+        <w:t xml:space="preserve">The scheduled task runs under one Windows user and decrypts DPAPI-protected admin and odds-provider credentials. The registered principal uses the Windows </w:t>
+      </w:r>
+      <w:r>
+        <w:rPr>
+          <w:rFonts w:ascii="Consolas" w:hAnsi="Consolas"/>
+          <w:color w:val="2E74B5"/>
+          <w:sz w:val="19"/>
+        </w:rPr>
+        <w:t>Interactive</w:t>
+      </w:r>
+      <w:r>
+        <w:rPr>
+          <w:rFonts w:ascii="Calibri" w:hAnsi="Calibri"/>
+        </w:rPr>
+        <w:t xml:space="preserve"> logon type: it runs while that user is logged on and </w:t>
       </w:r>
       <w:r>
         <w:rPr>
@@ -11915,7 +12517,7 @@
         <w:rPr>
           <w:rFonts w:ascii="Calibri" w:hAnsi="Calibri"/>
         </w:rPr>
-        <w:t xml:space="preserve"> catches up after the machine next runs. A failed pipeline does not upload. The latest audited log (</w:t>
+        <w:t xml:space="preserve"> catches up after the next logon, but it cannot run while the account is signed out and it does not wake a powered-off PC. A failed pipeline does not upload. The latest audited log (</w:t>
       </w:r>
       <w:r>
         <w:rPr>
@@ -13153,7 +13755,7 @@
                 <w:color w:val="202A35"/>
                 <w:sz w:val="18"/>
               </w:rPr>
-              <w:t>broad/detailed joblib and Model distance</w:t>
+              <w:t>broad/detailed joblib and P(Decision) context</w:t>
             </w:r>
           </w:p>
         </w:tc>
@@ -13210,7 +13812,7 @@
                 <w:color w:val="202A35"/>
                 <w:sz w:val="18"/>
               </w:rPr>
-              <w:t>Prediction service</w:t>
+              <w:t>Duration trainer</w:t>
             </w:r>
           </w:p>
         </w:tc>
@@ -13236,7 +13838,7 @@
                 <w:color w:val="202A35"/>
                 <w:sz w:val="18"/>
               </w:rPr>
-              <w:t>current features, winner artifacts</w:t>
+              <w:t>pre-fight snapshots, official elapsed time, settlement contract</w:t>
             </w:r>
           </w:p>
         </w:tc>
@@ -13258,19 +13860,11 @@
             </w:pPr>
             <w:r>
               <w:rPr>
-                <w:rFonts w:ascii="Consolas" w:hAnsi="Consolas"/>
-                <w:color w:val="202A35"/>
-                <w:sz w:val="18"/>
-              </w:rPr>
-              <w:t>/predict</w:t>
-            </w:r>
-            <w:r>
-              <w:rPr>
-                <w:rFonts w:ascii="Calibri" w:hAnsi="Calibri"/>
-                <w:color w:val="202A35"/>
-                <w:sz w:val="18"/>
-              </w:rPr>
-              <w:t>, card predictions, saved snapshots</w:t>
+                <w:rFonts w:ascii="Calibri" w:hAnsi="Calibri"/>
+                <w:color w:val="202A35"/>
+                <w:sz w:val="18"/>
+              </w:rPr>
+              <w:t>experimental survival joblib, features, metrics</w:t>
             </w:r>
           </w:p>
         </w:tc>
@@ -13296,7 +13890,7 @@
                 <w:color w:val="202A35"/>
                 <w:sz w:val="18"/>
               </w:rPr>
-              <w:t>exact fighter resolution, artifact compatibility</w:t>
+              <w:t>unique-fight chronology, interval contract, artifact versions</w:t>
             </w:r>
           </w:p>
         </w:tc>
@@ -13327,7 +13921,7 @@
                 <w:color w:val="202A35"/>
                 <w:sz w:val="18"/>
               </w:rPr>
-              <w:t>Method prediction service</w:t>
+              <w:t>Prediction service</w:t>
             </w:r>
           </w:p>
         </w:tc>
@@ -13353,7 +13947,7 @@
                 <w:color w:val="202A35"/>
                 <w:sz w:val="18"/>
               </w:rPr>
-              <w:t>current features, method artifacts</w:t>
+              <w:t>current features, winner artifacts</w:t>
             </w:r>
           </w:p>
         </w:tc>
@@ -13379,15 +13973,15 @@
                 <w:color w:val="202A35"/>
                 <w:sz w:val="18"/>
               </w:rPr>
-              <w:t>/predict-method</w:t>
-            </w:r>
-            <w:r>
-              <w:rPr>
-                <w:rFonts w:ascii="Calibri" w:hAnsi="Calibri"/>
-                <w:color w:val="202A35"/>
-                <w:sz w:val="18"/>
-              </w:rPr>
-              <w:t>, Model distance</w:t>
+              <w:t>/predict</w:t>
+            </w:r>
+            <w:r>
+              <w:rPr>
+                <w:rFonts w:ascii="Calibri" w:hAnsi="Calibri"/>
+                <w:color w:val="202A35"/>
+                <w:sz w:val="18"/>
+              </w:rPr>
+              <w:t>, card predictions, saved snapshots</w:t>
             </w:r>
           </w:p>
         </w:tc>
@@ -13413,7 +14007,7 @@
                 <w:color w:val="202A35"/>
                 <w:sz w:val="18"/>
               </w:rPr>
-              <w:t>orientation-invariant feature build</w:t>
+              <w:t>exact fighter resolution, artifact compatibility</w:t>
             </w:r>
           </w:p>
         </w:tc>
@@ -13444,6 +14038,232 @@
                 <w:color w:val="202A35"/>
                 <w:sz w:val="18"/>
               </w:rPr>
+              <w:t>Method prediction service</w:t>
+            </w:r>
+          </w:p>
+        </w:tc>
+        <w:tc>
+          <w:tcPr>
+            <w:tcW w:type="dxa" w:w="2379"/>
+            <w:tcMar>
+              <w:top w:w="80" w:type="dxa"/>
+              <w:start w:w="120" w:type="dxa"/>
+              <w:bottom w:w="80" w:type="dxa"/>
+              <w:end w:w="120" w:type="dxa"/>
+            </w:tcMar>
+            <w:vAlign w:val="center"/>
+            <w:shd w:fill="EEF5FB"/>
+          </w:tcPr>
+          <w:p>
+            <w:pPr>
+              <w:spacing w:after="0" w:line="252" w:lineRule="auto"/>
+            </w:pPr>
+            <w:r>
+              <w:rPr>
+                <w:rFonts w:ascii="Calibri" w:hAnsi="Calibri"/>
+                <w:color w:val="202A35"/>
+                <w:sz w:val="18"/>
+              </w:rPr>
+              <w:t>current features, method artifacts</w:t>
+            </w:r>
+          </w:p>
+        </w:tc>
+        <w:tc>
+          <w:tcPr>
+            <w:tcW w:type="dxa" w:w="2379"/>
+            <w:tcMar>
+              <w:top w:w="80" w:type="dxa"/>
+              <w:start w:w="120" w:type="dxa"/>
+              <w:bottom w:w="80" w:type="dxa"/>
+              <w:end w:w="120" w:type="dxa"/>
+            </w:tcMar>
+            <w:vAlign w:val="center"/>
+            <w:shd w:fill="EEF5FB"/>
+          </w:tcPr>
+          <w:p>
+            <w:pPr>
+              <w:spacing w:after="0" w:line="252" w:lineRule="auto"/>
+            </w:pPr>
+            <w:r>
+              <w:rPr>
+                <w:rFonts w:ascii="Consolas" w:hAnsi="Consolas"/>
+                <w:color w:val="202A35"/>
+                <w:sz w:val="18"/>
+              </w:rPr>
+              <w:t>/predict-method</w:t>
+            </w:r>
+            <w:r>
+              <w:rPr>
+                <w:rFonts w:ascii="Calibri" w:hAnsi="Calibri"/>
+                <w:color w:val="202A35"/>
+                <w:sz w:val="18"/>
+              </w:rPr>
+              <w:t>, P(Decision) context</w:t>
+            </w:r>
+          </w:p>
+        </w:tc>
+        <w:tc>
+          <w:tcPr>
+            <w:tcW w:type="dxa" w:w="2380"/>
+            <w:tcMar>
+              <w:top w:w="80" w:type="dxa"/>
+              <w:start w:w="120" w:type="dxa"/>
+              <w:bottom w:w="80" w:type="dxa"/>
+              <w:end w:w="120" w:type="dxa"/>
+            </w:tcMar>
+            <w:vAlign w:val="center"/>
+            <w:shd w:fill="EEF5FB"/>
+          </w:tcPr>
+          <w:p>
+            <w:pPr>
+              <w:spacing w:after="0" w:line="252" w:lineRule="auto"/>
+            </w:pPr>
+            <w:r>
+              <w:rPr>
+                <w:rFonts w:ascii="Calibri" w:hAnsi="Calibri"/>
+                <w:color w:val="202A35"/>
+                <w:sz w:val="18"/>
+              </w:rPr>
+              <w:t>orientation-invariant feature build</w:t>
+            </w:r>
+          </w:p>
+        </w:tc>
+      </w:tr>
+      <w:tr>
+        <w:trPr>
+          <w:cantSplit/>
+        </w:trPr>
+        <w:tc>
+          <w:tcPr>
+            <w:tcW w:type="dxa" w:w="2222"/>
+            <w:tcMar>
+              <w:top w:w="80" w:type="dxa"/>
+              <w:start w:w="120" w:type="dxa"/>
+              <w:bottom w:w="80" w:type="dxa"/>
+              <w:end w:w="120" w:type="dxa"/>
+            </w:tcMar>
+            <w:vAlign w:val="center"/>
+            <w:shd w:fill="FFFFFF"/>
+          </w:tcPr>
+          <w:p>
+            <w:pPr>
+              <w:spacing w:after="0" w:line="252" w:lineRule="auto"/>
+            </w:pPr>
+            <w:r>
+              <w:rPr>
+                <w:rFonts w:ascii="Calibri" w:hAnsi="Calibri"/>
+                <w:color w:val="202A35"/>
+                <w:sz w:val="18"/>
+              </w:rPr>
+              <w:t>Duration prediction/evaluation</w:t>
+            </w:r>
+          </w:p>
+        </w:tc>
+        <w:tc>
+          <w:tcPr>
+            <w:tcW w:type="dxa" w:w="2379"/>
+            <w:tcMar>
+              <w:top w:w="80" w:type="dxa"/>
+              <w:start w:w="120" w:type="dxa"/>
+              <w:bottom w:w="80" w:type="dxa"/>
+              <w:end w:w="120" w:type="dxa"/>
+            </w:tcMar>
+            <w:vAlign w:val="center"/>
+            <w:shd w:fill="FFFFFF"/>
+          </w:tcPr>
+          <w:p>
+            <w:pPr>
+              <w:spacing w:after="0" w:line="252" w:lineRule="auto"/>
+            </w:pPr>
+            <w:r>
+              <w:rPr>
+                <w:rFonts w:ascii="Calibri" w:hAnsi="Calibri"/>
+                <w:color w:val="202A35"/>
+                <w:sz w:val="18"/>
+              </w:rPr>
+              <w:t>current features, duration artifact, frozen line snapshots, results</w:t>
+            </w:r>
+          </w:p>
+        </w:tc>
+        <w:tc>
+          <w:tcPr>
+            <w:tcW w:type="dxa" w:w="2379"/>
+            <w:tcMar>
+              <w:top w:w="80" w:type="dxa"/>
+              <w:start w:w="120" w:type="dxa"/>
+              <w:bottom w:w="80" w:type="dxa"/>
+              <w:end w:w="120" w:type="dxa"/>
+            </w:tcMar>
+            <w:vAlign w:val="center"/>
+            <w:shd w:fill="FFFFFF"/>
+          </w:tcPr>
+          <w:p>
+            <w:pPr>
+              <w:spacing w:after="0" w:line="252" w:lineRule="auto"/>
+            </w:pPr>
+            <w:r>
+              <w:rPr>
+                <w:rFonts w:ascii="Calibri" w:hAnsi="Calibri"/>
+                <w:color w:val="202A35"/>
+                <w:sz w:val="18"/>
+              </w:rPr>
+              <w:t>Future Cards curve/exact-line insight, Evaluation, Data Ops counts</w:t>
+            </w:r>
+          </w:p>
+        </w:tc>
+        <w:tc>
+          <w:tcPr>
+            <w:tcW w:type="dxa" w:w="2380"/>
+            <w:tcMar>
+              <w:top w:w="80" w:type="dxa"/>
+              <w:start w:w="120" w:type="dxa"/>
+              <w:bottom w:w="80" w:type="dxa"/>
+              <w:end w:w="120" w:type="dxa"/>
+            </w:tcMar>
+            <w:vAlign w:val="center"/>
+            <w:shd w:fill="FFFFFF"/>
+          </w:tcPr>
+          <w:p>
+            <w:pPr>
+              <w:spacing w:after="0" w:line="252" w:lineRule="auto"/>
+            </w:pPr>
+            <w:r>
+              <w:rPr>
+                <w:rFonts w:ascii="Calibri" w:hAnsi="Calibri"/>
+                <w:color w:val="202A35"/>
+                <w:sz w:val="18"/>
+              </w:rPr>
+              <w:t>market-independent features, exact-line match, settlement version</w:t>
+            </w:r>
+          </w:p>
+        </w:tc>
+      </w:tr>
+      <w:tr>
+        <w:trPr>
+          <w:cantSplit/>
+        </w:trPr>
+        <w:tc>
+          <w:tcPr>
+            <w:tcW w:type="dxa" w:w="2222"/>
+            <w:tcMar>
+              <w:top w:w="80" w:type="dxa"/>
+              <w:start w:w="120" w:type="dxa"/>
+              <w:bottom w:w="80" w:type="dxa"/>
+              <w:end w:w="120" w:type="dxa"/>
+            </w:tcMar>
+            <w:vAlign w:val="center"/>
+            <w:shd w:fill="EEF5FB"/>
+          </w:tcPr>
+          <w:p>
+            <w:pPr>
+              <w:spacing w:after="0" w:line="252" w:lineRule="auto"/>
+            </w:pPr>
+            <w:r>
+              <w:rPr>
+                <w:rFonts w:ascii="Calibri" w:hAnsi="Calibri"/>
+                <w:color w:val="202A35"/>
+                <w:sz w:val="18"/>
+              </w:rPr>
               <w:t>Odds service</w:t>
             </w:r>
           </w:p>
@@ -13496,7 +14316,7 @@
                 <w:color w:val="202A35"/>
                 <w:sz w:val="18"/>
               </w:rPr>
-              <w:t>odds table, Future Cards, market evaluation</w:t>
+              <w:t>odds table, append-only totals, Future Cards, market evaluation</w:t>
             </w:r>
           </w:p>
         </w:tc>
@@ -14386,7 +15206,7 @@
                 <w:color w:val="202A35"/>
                 <w:sz w:val="17"/>
               </w:rPr>
-              <w:t>finish rates; broad/detailed labels; elapsed duration available but no dedicated totals label pipeline</w:t>
+              <w:t>finish rates; broad/detailed labels; canonical elapsed-time settlement</w:t>
             </w:r>
           </w:p>
         </w:tc>
@@ -14412,7 +15232,7 @@
                 <w:color w:val="202A35"/>
                 <w:sz w:val="17"/>
               </w:rPr>
-              <w:t>method targets; winner finish-history features</w:t>
+              <w:t>method targets; winner history; duration hazard labels</w:t>
             </w:r>
           </w:p>
         </w:tc>
@@ -14438,7 +15258,7 @@
                 <w:color w:val="202A35"/>
                 <w:sz w:val="17"/>
               </w:rPr>
-              <w:t>method probabilities; decision row becomes Model distance</w:t>
+              <w:t>method probabilities; duration evaluation settlement</w:t>
             </w:r>
           </w:p>
         </w:tc>
@@ -14464,7 +15284,7 @@
                 <w:color w:val="202A35"/>
                 <w:sz w:val="17"/>
               </w:rPr>
-              <w:t>Fight Lab method panel; Future Cards Model distance</w:t>
+              <w:t>Fight Lab method panel; Future Cards duration insight; Evaluation</w:t>
             </w:r>
           </w:p>
         </w:tc>
@@ -15824,7 +16644,7 @@
                 <w:color w:val="202A35"/>
                 <w:sz w:val="17"/>
               </w:rPr>
-              <w:t>consensus line + proportional de-vig</w:t>
+              <w:t>consensus line + proportional de-vig; per-book append-only snapshots</w:t>
             </w:r>
           </w:p>
         </w:tc>
@@ -15850,7 +16670,7 @@
                 <w:color w:val="202A35"/>
                 <w:sz w:val="17"/>
               </w:rPr>
-              <w:t>no current totals model input</w:t>
+              <w:t>query-only line for duration curve; never a fitted input</w:t>
             </w:r>
           </w:p>
         </w:tc>
@@ -15884,7 +16704,7 @@
                 <w:color w:val="202A35"/>
                 <w:sz w:val="17"/>
               </w:rPr>
-              <w:t>, over/under fields</w:t>
+              <w:t>, market probabilities, exact-line model point</w:t>
             </w:r>
           </w:p>
         </w:tc>
@@ -15910,7 +16730,7 @@
                 <w:color w:val="202A35"/>
                 <w:sz w:val="17"/>
               </w:rPr>
-              <w:t>Rounds O/U, only when non-null</w:t>
+              <w:t>Compact O/U insight when posted; full curve remains in breakdown</w:t>
             </w:r>
           </w:p>
         </w:tc>
@@ -17259,7 +18079,7 @@
         <w:rPr>
           <w:rFonts w:ascii="Calibri" w:hAnsi="Calibri"/>
         </w:rPr>
-        <w:t>Required sequence: rebuild training rows if inputs changed; run walk-forward comparison; train candidates; verify the chronological test; inspect calibration and subgroup results; bump recipe version if warranted; save all artifacts; smoke-load in the API; build a full deploy bundle when Evaluation needs candidate models.</w:t>
+        <w:t>Required sequence: rebuild training rows if inputs changed; train candidates on the locked 70/10/20 chronology; select on the untouched test; freeze winner and walk-forward evaluation JSON; refit the locked recipe on all eligible history for production; version the training protocol; refresh open-card snapshots; smoke-load the API; build the core bundle. Full bundles are only for research/debugging.</w:t>
       </w:r>
     </w:p>
     <w:p>
@@ -17267,63 +18087,7 @@
         <w:rPr>
           <w:rFonts w:ascii="Calibri" w:hAnsi="Calibri"/>
         </w:rPr>
-        <w:t xml:space="preserve">Compatibility risk: </w:t>
-      </w:r>
-      <w:r>
-        <w:rPr>
-          <w:rFonts w:ascii="Consolas" w:hAnsi="Consolas"/>
-          <w:color w:val="2E74B5"/>
-          <w:sz w:val="19"/>
-        </w:rPr>
-        <w:t>best_winner_model.joblib</w:t>
-      </w:r>
-      <w:r>
-        <w:rPr>
-          <w:rFonts w:ascii="Calibri" w:hAnsi="Calibri"/>
-        </w:rPr>
-        <w:t xml:space="preserve">, </w:t>
-      </w:r>
-      <w:r>
-        <w:rPr>
-          <w:rFonts w:ascii="Consolas" w:hAnsi="Consolas"/>
-          <w:color w:val="2E74B5"/>
-          <w:sz w:val="19"/>
-        </w:rPr>
-        <w:t>model_features.json</w:t>
-      </w:r>
-      <w:r>
-        <w:rPr>
-          <w:rFonts w:ascii="Calibri" w:hAnsi="Calibri"/>
-        </w:rPr>
-        <w:t xml:space="preserve">, </w:t>
-      </w:r>
-      <w:r>
-        <w:rPr>
-          <w:rFonts w:ascii="Consolas" w:hAnsi="Consolas"/>
-          <w:color w:val="2E74B5"/>
-          <w:sz w:val="19"/>
-        </w:rPr>
-        <w:t>model_registry.json</w:t>
-      </w:r>
-      <w:r>
-        <w:rPr>
-          <w:rFonts w:ascii="Calibri" w:hAnsi="Calibri"/>
-        </w:rPr>
-        <w:t xml:space="preserve">, and </w:t>
-      </w:r>
-      <w:r>
-        <w:rPr>
-          <w:rFonts w:ascii="Consolas" w:hAnsi="Consolas"/>
-          <w:color w:val="2E74B5"/>
-          <w:sz w:val="19"/>
-        </w:rPr>
-        <w:t>calibrated_model_metrics.json</w:t>
-      </w:r>
-      <w:r>
-        <w:rPr>
-          <w:rFonts w:ascii="Calibri" w:hAnsi="Calibri"/>
-        </w:rPr>
-        <w:t xml:space="preserve"> are one compatibility unit. Mixed generations can load but produce invalid predictions or evaluation.</w:t>
+        <w:t>Compatibility risk: the production joblib, feature/registry/metrics JSON, and both frozen evaluation JSON reports are one compatibility unit. The full-history serving joblib must never be scored on the now-seen holdout. Mixed generations can produce invalid predictions, lineage, or evaluation.</w:t>
       </w:r>
     </w:p>
     <w:p>
@@ -17476,15 +18240,15 @@
                 <w:color w:val="202A35"/>
                 <w:sz w:val="18"/>
               </w:rPr>
-              <w:t>explore_method_labels.py</w:t>
-            </w:r>
-            <w:r>
-              <w:rPr>
-                <w:rFonts w:ascii="Calibri" w:hAnsi="Calibri"/>
-                <w:color w:val="202A35"/>
-                <w:sz w:val="18"/>
-              </w:rPr>
-              <w:t xml:space="preserve"> and/or create a dedicated elapsed-time/line settlement label builder. Verify round/time edge cases.</w:t>
+              <w:t>duration_settlement.py</w:t>
+            </w:r>
+            <w:r>
+              <w:rPr>
+                <w:rFonts w:ascii="Calibri" w:hAnsi="Calibri"/>
+                <w:color w:val="202A35"/>
+                <w:sz w:val="18"/>
+              </w:rPr>
+              <w:t xml:space="preserve"> and training/evaluation callers together. Verify round/time and exclusion edge cases.</w:t>
             </w:r>
           </w:p>
         </w:tc>
@@ -17598,7 +18362,7 @@
                 <w:color w:val="202A35"/>
                 <w:sz w:val="18"/>
               </w:rPr>
-              <w:t>Retrain broad/detailed or new duration model; regenerate feature and metrics JSON.</w:t>
+              <w:t>Retrain broad/detailed method or duration model; regenerate joblib, feature-schema JSON, and metrics JSON as one compatibility unit.</w:t>
             </w:r>
           </w:p>
         </w:tc>
@@ -17671,7 +18435,7 @@
                 <w:color w:val="202A35"/>
                 <w:sz w:val="18"/>
               </w:rPr>
-              <w:t xml:space="preserve"> and </w:t>
+              <w:t xml:space="preserve">, </w:t>
             </w:r>
             <w:r>
               <w:rPr>
@@ -17679,15 +18443,15 @@
                 <w:color w:val="202A35"/>
                 <w:sz w:val="18"/>
               </w:rPr>
-              <w:t>future_card_service</w:t>
-            </w:r>
-            <w:r>
-              <w:rPr>
-                <w:rFonts w:ascii="Calibri" w:hAnsi="Calibri"/>
-                <w:color w:val="202A35"/>
-                <w:sz w:val="18"/>
-              </w:rPr>
-              <w:t xml:space="preserve">; retain </w:t>
+              <w:t>duration_prediction_service.py</w:t>
+            </w:r>
+            <w:r>
+              <w:rPr>
+                <w:rFonts w:ascii="Calibri" w:hAnsi="Calibri"/>
+                <w:color w:val="202A35"/>
+                <w:sz w:val="18"/>
+              </w:rPr>
+              <w:t xml:space="preserve">, and </w:t>
             </w:r>
             <w:r>
               <w:rPr>
@@ -17695,15 +18459,15 @@
                 <w:color w:val="202A35"/>
                 <w:sz w:val="18"/>
               </w:rPr>
-              <w:t>model_distance_*</w:t>
-            </w:r>
-            <w:r>
-              <w:rPr>
-                <w:rFonts w:ascii="Calibri" w:hAnsi="Calibri"/>
-                <w:color w:val="202A35"/>
-                <w:sz w:val="18"/>
-              </w:rPr>
-              <w:t xml:space="preserve"> during migration if the frontend still reads it.</w:t>
+              <w:t>future_card_service.py</w:t>
+            </w:r>
+            <w:r>
+              <w:rPr>
+                <w:rFonts w:ascii="Calibri" w:hAnsi="Calibri"/>
+                <w:color w:val="202A35"/>
+                <w:sz w:val="18"/>
+              </w:rPr>
+              <w:t>; preserve curve-only and exact-line states.</w:t>
             </w:r>
           </w:p>
         </w:tc>
@@ -17760,7 +18524,23 @@
                 <w:color w:val="202A35"/>
                 <w:sz w:val="18"/>
               </w:rPr>
-              <w:t>Add totals-model and market fields to saved prediction schemas before claiming prospective performance.</w:t>
+              <w:t xml:space="preserve">Update saved duration columns, </w:t>
+            </w:r>
+            <w:r>
+              <w:rPr>
+                <w:rFonts w:ascii="Consolas" w:hAnsi="Consolas"/>
+                <w:color w:val="202A35"/>
+                <w:sz w:val="18"/>
+              </w:rPr>
+              <w:t>totals_odds_snapshots</w:t>
+            </w:r>
+            <w:r>
+              <w:rPr>
+                <w:rFonts w:ascii="Calibri" w:hAnsi="Calibri"/>
+                <w:color w:val="202A35"/>
+                <w:sz w:val="18"/>
+              </w:rPr>
+              <w:t>, bundle sync, heartbeat fields, and prospective evaluation together.</w:t>
             </w:r>
           </w:p>
         </w:tc>
@@ -17931,7 +18711,7 @@
                 <w:color w:val="202A35"/>
                 <w:sz w:val="18"/>
               </w:rPr>
-              <w:t>Feature flag the new duration panel; keep old directional decision probability labeled as such or hide it.</w:t>
+              <w:t>Omit/disable the duration artifact and return an explicit unavailable state; do not restore P(Decision) as an Over proxy.</w:t>
             </w:r>
           </w:p>
         </w:tc>
@@ -17974,7 +18754,7 @@
         <w:pStyle w:val="ListNumber"/>
         <w:numPr>
           <w:ilvl w:val="0"/>
-          <w:numId w:val="12"/>
+          <w:numId w:val="13"/>
         </w:numPr>
       </w:pPr>
       <w:r>
@@ -17989,7 +18769,7 @@
         <w:pStyle w:val="ListNumber"/>
         <w:numPr>
           <w:ilvl w:val="0"/>
-          <w:numId w:val="12"/>
+          <w:numId w:val="13"/>
         </w:numPr>
       </w:pPr>
       <w:r>
@@ -18004,7 +18784,7 @@
         <w:pStyle w:val="ListNumber"/>
         <w:numPr>
           <w:ilvl w:val="0"/>
-          <w:numId w:val="12"/>
+          <w:numId w:val="13"/>
         </w:numPr>
       </w:pPr>
       <w:r>
@@ -18019,7 +18799,7 @@
         <w:pStyle w:val="ListNumber"/>
         <w:numPr>
           <w:ilvl w:val="0"/>
-          <w:numId w:val="12"/>
+          <w:numId w:val="13"/>
         </w:numPr>
       </w:pPr>
       <w:r>
@@ -18034,7 +18814,7 @@
         <w:pStyle w:val="ListNumber"/>
         <w:numPr>
           <w:ilvl w:val="0"/>
-          <w:numId w:val="12"/>
+          <w:numId w:val="13"/>
         </w:numPr>
       </w:pPr>
       <w:r>
@@ -18049,7 +18829,7 @@
         <w:pStyle w:val="ListNumber"/>
         <w:numPr>
           <w:ilvl w:val="0"/>
-          <w:numId w:val="12"/>
+          <w:numId w:val="13"/>
         </w:numPr>
       </w:pPr>
       <w:r>
@@ -18643,7 +19423,7 @@
                 <w:color w:val="202A35"/>
                 <w:sz w:val="18"/>
               </w:rPr>
-              <w:t>missing key is an intentional best-effort skip in the pipeline</w:t>
+              <w:t>scheduled runner requires a DPAPI-encrypted key; provider failure preserves last good odds but marks the run degraded/non-zero</w:t>
             </w:r>
           </w:p>
         </w:tc>
@@ -20869,7 +21649,7 @@
                 <w:color w:val="202A35"/>
                 <w:sz w:val="18"/>
               </w:rPr>
-              <w:t>winner trainer</w:t>
+              <w:t>winner trainer after evaluation freeze</w:t>
             </w:r>
           </w:p>
         </w:tc>
@@ -20895,7 +21675,7 @@
                 <w:color w:val="202A35"/>
                 <w:sz w:val="18"/>
               </w:rPr>
-              <w:t>prediction/evaluation</w:t>
+              <w:t>production prediction only</w:t>
             </w:r>
           </w:p>
         </w:tc>
@@ -21061,23 +21841,7 @@
                 <w:color w:val="202A35"/>
                 <w:sz w:val="18"/>
               </w:rPr>
-              <w:t>models/model_registry.json</w:t>
-            </w:r>
-            <w:r>
-              <w:rPr>
-                <w:rFonts w:ascii="Calibri" w:hAnsi="Calibri"/>
-                <w:color w:val="202A35"/>
-                <w:sz w:val="18"/>
-              </w:rPr>
-              <w:t xml:space="preserve">, </w:t>
-            </w:r>
-            <w:r>
-              <w:rPr>
-                <w:rFonts w:ascii="Consolas" w:hAnsi="Consolas"/>
-                <w:color w:val="202A35"/>
-                <w:sz w:val="18"/>
-              </w:rPr>
-              <w:t>winner_models/*</w:t>
+              <w:t>models/model_registry.json, winner_models/*</w:t>
             </w:r>
           </w:p>
         </w:tc>
@@ -21129,7 +21893,7 @@
                 <w:color w:val="202A35"/>
                 <w:sz w:val="18"/>
               </w:rPr>
-              <w:t>all-model snapshots/evaluation</w:t>
+              <w:t>offline candidate/snapshot research</w:t>
             </w:r>
           </w:p>
         </w:tc>
@@ -21155,23 +21919,7 @@
                 <w:color w:val="202A35"/>
                 <w:sz w:val="18"/>
               </w:rPr>
-              <w:t xml:space="preserve">winner training; include </w:t>
-            </w:r>
-            <w:r>
-              <w:rPr>
-                <w:rFonts w:ascii="Consolas" w:hAnsi="Consolas"/>
-                <w:color w:val="202A35"/>
-                <w:sz w:val="18"/>
-              </w:rPr>
-              <w:t>--full</w:t>
-            </w:r>
-            <w:r>
-              <w:rPr>
-                <w:rFonts w:ascii="Calibri" w:hAnsi="Calibri"/>
-                <w:color w:val="202A35"/>
-                <w:sz w:val="18"/>
-              </w:rPr>
-              <w:t xml:space="preserve"> deployment bundle if needed</w:t>
+              <w:t>winner training; --full only for research/debugging</w:t>
             </w:r>
           </w:p>
         </w:tc>
@@ -21363,7 +22111,7 @@
                 <w:color w:val="202A35"/>
                 <w:sz w:val="18"/>
               </w:rPr>
-              <w:t>method prediction/Model distance</w:t>
+              <w:t>method prediction/P(Decision) context</w:t>
             </w:r>
           </w:p>
         </w:tc>
@@ -21420,7 +22168,39 @@
                 <w:color w:val="202A35"/>
                 <w:sz w:val="18"/>
               </w:rPr>
-              <w:t>models/market_shadow_*</w:t>
+              <w:t>models/duration_model.joblib</w:t>
+            </w:r>
+            <w:r>
+              <w:rPr>
+                <w:rFonts w:ascii="Calibri" w:hAnsi="Calibri"/>
+                <w:color w:val="202A35"/>
+                <w:sz w:val="18"/>
+              </w:rPr>
+              <w:t xml:space="preserve">, </w:t>
+            </w:r>
+            <w:r>
+              <w:rPr>
+                <w:rFonts w:ascii="Consolas" w:hAnsi="Consolas"/>
+                <w:color w:val="202A35"/>
+                <w:sz w:val="18"/>
+              </w:rPr>
+              <w:t>duration_model_features.json</w:t>
+            </w:r>
+            <w:r>
+              <w:rPr>
+                <w:rFonts w:ascii="Calibri" w:hAnsi="Calibri"/>
+                <w:color w:val="202A35"/>
+                <w:sz w:val="18"/>
+              </w:rPr>
+              <w:t xml:space="preserve">, </w:t>
+            </w:r>
+            <w:r>
+              <w:rPr>
+                <w:rFonts w:ascii="Consolas" w:hAnsi="Consolas"/>
+                <w:color w:val="202A35"/>
+                <w:sz w:val="18"/>
+              </w:rPr>
+              <w:t>duration_model_metrics.json</w:t>
             </w:r>
           </w:p>
         </w:tc>
@@ -21446,7 +22226,7 @@
                 <w:color w:val="202A35"/>
                 <w:sz w:val="18"/>
               </w:rPr>
-              <w:t>shadow trainer</w:t>
+              <w:t>duration trainer</w:t>
             </w:r>
           </w:p>
         </w:tc>
@@ -21472,7 +22252,7 @@
                 <w:color w:val="202A35"/>
                 <w:sz w:val="18"/>
               </w:rPr>
-              <w:t>evaluation only</w:t>
+              <w:t>duration serving and historical Evaluation</w:t>
             </w:r>
           </w:p>
         </w:tc>
@@ -21498,7 +22278,7 @@
                 <w:color w:val="202A35"/>
                 <w:sz w:val="18"/>
               </w:rPr>
-              <w:t>python -m app.models.train_market_shadow_models</w:t>
+              <w:t>python -m app.models.train_duration_model</w:t>
             </w:r>
           </w:p>
         </w:tc>
@@ -21525,11 +22305,19 @@
             </w:pPr>
             <w:r>
               <w:rPr>
+                <w:rFonts w:ascii="Calibri" w:hAnsi="Calibri"/>
+                <w:color w:val="202A35"/>
+                <w:sz w:val="18"/>
+              </w:rPr>
+              <w:t xml:space="preserve">SQLite </w:t>
+            </w:r>
+            <w:r>
+              <w:rPr>
                 <w:rFonts w:ascii="Consolas" w:hAnsi="Consolas"/>
                 <w:color w:val="202A35"/>
                 <w:sz w:val="18"/>
               </w:rPr>
-              <w:t>data/reports/latest_incremental_update_report.json</w:t>
+              <w:t>totals_odds_snapshots</w:t>
             </w:r>
           </w:p>
         </w:tc>
@@ -21555,7 +22343,7 @@
                 <w:color w:val="202A35"/>
                 <w:sz w:val="18"/>
               </w:rPr>
-              <w:t>incremental pipeline</w:t>
+              <w:t>odds refresh</w:t>
             </w:r>
           </w:p>
         </w:tc>
@@ -21581,7 +22369,7 @@
                 <w:color w:val="202A35"/>
                 <w:sz w:val="18"/>
               </w:rPr>
-              <w:t>Data Ops and automation logs</w:t>
+              <w:t>Data Ops and future line-movement/exact-book evaluation</w:t>
             </w:r>
           </w:p>
         </w:tc>
@@ -21603,11 +22391,27 @@
             </w:pPr>
             <w:r>
               <w:rPr>
+                <w:rFonts w:ascii="Calibri" w:hAnsi="Calibri"/>
+                <w:color w:val="202A35"/>
+                <w:sz w:val="18"/>
+              </w:rPr>
+              <w:t xml:space="preserve">append on each successful </w:t>
+            </w:r>
+            <w:r>
+              <w:rPr>
                 <w:rFonts w:ascii="Consolas" w:hAnsi="Consolas"/>
                 <w:color w:val="202A35"/>
                 <w:sz w:val="18"/>
               </w:rPr>
-              <w:t>python -m app.pipeline.update_incremental_data</w:t>
+              <w:t>python -m app.services.odds_service</w:t>
+            </w:r>
+            <w:r>
+              <w:rPr>
+                <w:rFonts w:ascii="Calibri" w:hAnsi="Calibri"/>
+                <w:color w:val="202A35"/>
+                <w:sz w:val="18"/>
+              </w:rPr>
+              <w:t xml:space="preserve"> run</w:t>
             </w:r>
           </w:p>
         </w:tc>
@@ -21634,11 +22438,19 @@
             </w:pPr>
             <w:r>
               <w:rPr>
+                <w:rFonts w:ascii="Calibri" w:hAnsi="Calibri"/>
+                <w:color w:val="202A35"/>
+                <w:sz w:val="18"/>
+              </w:rPr>
+              <w:t xml:space="preserve">SQLite </w:t>
+            </w:r>
+            <w:r>
+              <w:rPr>
                 <w:rFonts w:ascii="Consolas" w:hAnsi="Consolas"/>
                 <w:color w:val="202A35"/>
                 <w:sz w:val="18"/>
               </w:rPr>
-              <w:t>deploy/deploy_bundle.tar.gz</w:t>
+              <w:t>data_refresh_runs</w:t>
             </w:r>
           </w:p>
         </w:tc>
@@ -21660,11 +22472,11 @@
             </w:pPr>
             <w:r>
               <w:rPr>
-                <w:rFonts w:ascii="Consolas" w:hAnsi="Consolas"/>
-                <w:color w:val="202A35"/>
-                <w:sz w:val="18"/>
-              </w:rPr>
-              <w:t>deploy/make_bundle.py</w:t>
+                <w:rFonts w:ascii="Calibri" w:hAnsi="Calibri"/>
+                <w:color w:val="202A35"/>
+                <w:sz w:val="18"/>
+              </w:rPr>
+              <w:t>incremental pipeline</w:t>
             </w:r>
           </w:p>
         </w:tc>
@@ -21690,7 +22502,7 @@
                 <w:color w:val="202A35"/>
                 <w:sz w:val="18"/>
               </w:rPr>
-              <w:t>upload/deployment</w:t>
+              <w:t>hosted/local Data Ops heartbeat</w:t>
             </w:r>
           </w:p>
         </w:tc>
@@ -21712,27 +22524,11 @@
             </w:pPr>
             <w:r>
               <w:rPr>
-                <w:rFonts w:ascii="Consolas" w:hAnsi="Consolas"/>
-                <w:color w:val="202A35"/>
-                <w:sz w:val="18"/>
-              </w:rPr>
-              <w:t>python deploy/make_bundle.py</w:t>
-            </w:r>
-            <w:r>
-              <w:rPr>
-                <w:rFonts w:ascii="Calibri" w:hAnsi="Calibri"/>
-                <w:color w:val="202A35"/>
-                <w:sz w:val="18"/>
-              </w:rPr>
-              <w:t xml:space="preserve"> or </w:t>
-            </w:r>
-            <w:r>
-              <w:rPr>
-                <w:rFonts w:ascii="Consolas" w:hAnsi="Consolas"/>
-                <w:color w:val="202A35"/>
-                <w:sz w:val="18"/>
-              </w:rPr>
-              <w:t>--full</w:t>
+                <w:rFonts w:ascii="Calibri" w:hAnsi="Calibri"/>
+                <w:color w:val="202A35"/>
+                <w:sz w:val="18"/>
+              </w:rPr>
+              <w:t>recorded automatically at the end of each pipeline run</w:t>
             </w:r>
           </w:p>
         </w:tc>
@@ -21763,6 +22559,349 @@
                 <w:color w:val="202A35"/>
                 <w:sz w:val="18"/>
               </w:rPr>
+              <w:t>models/market_shadow_*</w:t>
+            </w:r>
+          </w:p>
+        </w:tc>
+        <w:tc>
+          <w:tcPr>
+            <w:tcW w:type="dxa" w:w="2340"/>
+            <w:tcMar>
+              <w:top w:w="80" w:type="dxa"/>
+              <w:start w:w="120" w:type="dxa"/>
+              <w:bottom w:w="80" w:type="dxa"/>
+              <w:end w:w="120" w:type="dxa"/>
+            </w:tcMar>
+            <w:vAlign w:val="center"/>
+            <w:shd w:fill="EEF5FB"/>
+          </w:tcPr>
+          <w:p>
+            <w:pPr>
+              <w:spacing w:after="0" w:line="252" w:lineRule="auto"/>
+            </w:pPr>
+            <w:r>
+              <w:rPr>
+                <w:rFonts w:ascii="Calibri" w:hAnsi="Calibri"/>
+                <w:color w:val="202A35"/>
+                <w:sz w:val="18"/>
+              </w:rPr>
+              <w:t>shadow trainer</w:t>
+            </w:r>
+          </w:p>
+        </w:tc>
+        <w:tc>
+          <w:tcPr>
+            <w:tcW w:type="dxa" w:w="2340"/>
+            <w:tcMar>
+              <w:top w:w="80" w:type="dxa"/>
+              <w:start w:w="120" w:type="dxa"/>
+              <w:bottom w:w="80" w:type="dxa"/>
+              <w:end w:w="120" w:type="dxa"/>
+            </w:tcMar>
+            <w:vAlign w:val="center"/>
+            <w:shd w:fill="EEF5FB"/>
+          </w:tcPr>
+          <w:p>
+            <w:pPr>
+              <w:spacing w:after="0" w:line="252" w:lineRule="auto"/>
+            </w:pPr>
+            <w:r>
+              <w:rPr>
+                <w:rFonts w:ascii="Calibri" w:hAnsi="Calibri"/>
+                <w:color w:val="202A35"/>
+                <w:sz w:val="18"/>
+              </w:rPr>
+              <w:t>evaluation only</w:t>
+            </w:r>
+          </w:p>
+        </w:tc>
+        <w:tc>
+          <w:tcPr>
+            <w:tcW w:type="dxa" w:w="2340"/>
+            <w:tcMar>
+              <w:top w:w="80" w:type="dxa"/>
+              <w:start w:w="120" w:type="dxa"/>
+              <w:bottom w:w="80" w:type="dxa"/>
+              <w:end w:w="120" w:type="dxa"/>
+            </w:tcMar>
+            <w:vAlign w:val="center"/>
+            <w:shd w:fill="EEF5FB"/>
+          </w:tcPr>
+          <w:p>
+            <w:pPr>
+              <w:spacing w:after="0" w:line="252" w:lineRule="auto"/>
+            </w:pPr>
+            <w:r>
+              <w:rPr>
+                <w:rFonts w:ascii="Consolas" w:hAnsi="Consolas"/>
+                <w:color w:val="202A35"/>
+                <w:sz w:val="18"/>
+              </w:rPr>
+              <w:t>python -m app.models.train_market_shadow_models</w:t>
+            </w:r>
+          </w:p>
+        </w:tc>
+      </w:tr>
+      <w:tr>
+        <w:trPr>
+          <w:cantSplit/>
+        </w:trPr>
+        <w:tc>
+          <w:tcPr>
+            <w:tcW w:type="dxa" w:w="2340"/>
+            <w:tcMar>
+              <w:top w:w="80" w:type="dxa"/>
+              <w:start w:w="120" w:type="dxa"/>
+              <w:bottom w:w="80" w:type="dxa"/>
+              <w:end w:w="120" w:type="dxa"/>
+            </w:tcMar>
+            <w:vAlign w:val="center"/>
+            <w:shd w:fill="FFFFFF"/>
+          </w:tcPr>
+          <w:p>
+            <w:pPr>
+              <w:spacing w:after="0" w:line="252" w:lineRule="auto"/>
+            </w:pPr>
+            <w:r>
+              <w:rPr>
+                <w:rFonts w:ascii="Consolas" w:hAnsi="Consolas"/>
+                <w:color w:val="202A35"/>
+                <w:sz w:val="18"/>
+              </w:rPr>
+              <w:t>data/reports/latest_incremental_update_report.json</w:t>
+            </w:r>
+          </w:p>
+        </w:tc>
+        <w:tc>
+          <w:tcPr>
+            <w:tcW w:type="dxa" w:w="2340"/>
+            <w:tcMar>
+              <w:top w:w="80" w:type="dxa"/>
+              <w:start w:w="120" w:type="dxa"/>
+              <w:bottom w:w="80" w:type="dxa"/>
+              <w:end w:w="120" w:type="dxa"/>
+            </w:tcMar>
+            <w:vAlign w:val="center"/>
+            <w:shd w:fill="FFFFFF"/>
+          </w:tcPr>
+          <w:p>
+            <w:pPr>
+              <w:spacing w:after="0" w:line="252" w:lineRule="auto"/>
+            </w:pPr>
+            <w:r>
+              <w:rPr>
+                <w:rFonts w:ascii="Calibri" w:hAnsi="Calibri"/>
+                <w:color w:val="202A35"/>
+                <w:sz w:val="18"/>
+              </w:rPr>
+              <w:t>incremental pipeline</w:t>
+            </w:r>
+          </w:p>
+        </w:tc>
+        <w:tc>
+          <w:tcPr>
+            <w:tcW w:type="dxa" w:w="2340"/>
+            <w:tcMar>
+              <w:top w:w="80" w:type="dxa"/>
+              <w:start w:w="120" w:type="dxa"/>
+              <w:bottom w:w="80" w:type="dxa"/>
+              <w:end w:w="120" w:type="dxa"/>
+            </w:tcMar>
+            <w:vAlign w:val="center"/>
+            <w:shd w:fill="FFFFFF"/>
+          </w:tcPr>
+          <w:p>
+            <w:pPr>
+              <w:spacing w:after="0" w:line="252" w:lineRule="auto"/>
+            </w:pPr>
+            <w:r>
+              <w:rPr>
+                <w:rFonts w:ascii="Calibri" w:hAnsi="Calibri"/>
+                <w:color w:val="202A35"/>
+                <w:sz w:val="18"/>
+              </w:rPr>
+              <w:t>Data Ops and automation logs</w:t>
+            </w:r>
+          </w:p>
+        </w:tc>
+        <w:tc>
+          <w:tcPr>
+            <w:tcW w:type="dxa" w:w="2340"/>
+            <w:tcMar>
+              <w:top w:w="80" w:type="dxa"/>
+              <w:start w:w="120" w:type="dxa"/>
+              <w:bottom w:w="80" w:type="dxa"/>
+              <w:end w:w="120" w:type="dxa"/>
+            </w:tcMar>
+            <w:vAlign w:val="center"/>
+            <w:shd w:fill="FFFFFF"/>
+          </w:tcPr>
+          <w:p>
+            <w:pPr>
+              <w:spacing w:after="0" w:line="252" w:lineRule="auto"/>
+            </w:pPr>
+            <w:r>
+              <w:rPr>
+                <w:rFonts w:ascii="Consolas" w:hAnsi="Consolas"/>
+                <w:color w:val="202A35"/>
+                <w:sz w:val="18"/>
+              </w:rPr>
+              <w:t>python -m app.pipeline.update_incremental_data</w:t>
+            </w:r>
+          </w:p>
+        </w:tc>
+      </w:tr>
+      <w:tr>
+        <w:trPr>
+          <w:cantSplit/>
+        </w:trPr>
+        <w:tc>
+          <w:tcPr>
+            <w:tcW w:type="dxa" w:w="2340"/>
+            <w:tcMar>
+              <w:top w:w="80" w:type="dxa"/>
+              <w:start w:w="120" w:type="dxa"/>
+              <w:bottom w:w="80" w:type="dxa"/>
+              <w:end w:w="120" w:type="dxa"/>
+            </w:tcMar>
+            <w:vAlign w:val="center"/>
+            <w:shd w:fill="EEF5FB"/>
+          </w:tcPr>
+          <w:p>
+            <w:pPr>
+              <w:spacing w:after="0" w:line="252" w:lineRule="auto"/>
+            </w:pPr>
+            <w:r>
+              <w:rPr>
+                <w:rFonts w:ascii="Consolas" w:hAnsi="Consolas"/>
+                <w:color w:val="202A35"/>
+                <w:sz w:val="18"/>
+              </w:rPr>
+              <w:t>deploy/deploy_bundle.tar.gz</w:t>
+            </w:r>
+          </w:p>
+        </w:tc>
+        <w:tc>
+          <w:tcPr>
+            <w:tcW w:type="dxa" w:w="2340"/>
+            <w:tcMar>
+              <w:top w:w="80" w:type="dxa"/>
+              <w:start w:w="120" w:type="dxa"/>
+              <w:bottom w:w="80" w:type="dxa"/>
+              <w:end w:w="120" w:type="dxa"/>
+            </w:tcMar>
+            <w:vAlign w:val="center"/>
+            <w:shd w:fill="EEF5FB"/>
+          </w:tcPr>
+          <w:p>
+            <w:pPr>
+              <w:spacing w:after="0" w:line="252" w:lineRule="auto"/>
+            </w:pPr>
+            <w:r>
+              <w:rPr>
+                <w:rFonts w:ascii="Consolas" w:hAnsi="Consolas"/>
+                <w:color w:val="202A35"/>
+                <w:sz w:val="18"/>
+              </w:rPr>
+              <w:t>deploy/make_bundle.py</w:t>
+            </w:r>
+          </w:p>
+        </w:tc>
+        <w:tc>
+          <w:tcPr>
+            <w:tcW w:type="dxa" w:w="2340"/>
+            <w:tcMar>
+              <w:top w:w="80" w:type="dxa"/>
+              <w:start w:w="120" w:type="dxa"/>
+              <w:bottom w:w="80" w:type="dxa"/>
+              <w:end w:w="120" w:type="dxa"/>
+            </w:tcMar>
+            <w:vAlign w:val="center"/>
+            <w:shd w:fill="EEF5FB"/>
+          </w:tcPr>
+          <w:p>
+            <w:pPr>
+              <w:spacing w:after="0" w:line="252" w:lineRule="auto"/>
+            </w:pPr>
+            <w:r>
+              <w:rPr>
+                <w:rFonts w:ascii="Calibri" w:hAnsi="Calibri"/>
+                <w:color w:val="202A35"/>
+                <w:sz w:val="18"/>
+              </w:rPr>
+              <w:t>upload/deployment</w:t>
+            </w:r>
+          </w:p>
+        </w:tc>
+        <w:tc>
+          <w:tcPr>
+            <w:tcW w:type="dxa" w:w="2340"/>
+            <w:tcMar>
+              <w:top w:w="80" w:type="dxa"/>
+              <w:start w:w="120" w:type="dxa"/>
+              <w:bottom w:w="80" w:type="dxa"/>
+              <w:end w:w="120" w:type="dxa"/>
+            </w:tcMar>
+            <w:vAlign w:val="center"/>
+            <w:shd w:fill="EEF5FB"/>
+          </w:tcPr>
+          <w:p>
+            <w:pPr>
+              <w:spacing w:after="0" w:line="252" w:lineRule="auto"/>
+            </w:pPr>
+            <w:r>
+              <w:rPr>
+                <w:rFonts w:ascii="Consolas" w:hAnsi="Consolas"/>
+                <w:color w:val="202A35"/>
+                <w:sz w:val="18"/>
+              </w:rPr>
+              <w:t>python deploy/make_bundle.py</w:t>
+            </w:r>
+            <w:r>
+              <w:rPr>
+                <w:rFonts w:ascii="Calibri" w:hAnsi="Calibri"/>
+                <w:color w:val="202A35"/>
+                <w:sz w:val="18"/>
+              </w:rPr>
+              <w:t xml:space="preserve"> or </w:t>
+            </w:r>
+            <w:r>
+              <w:rPr>
+                <w:rFonts w:ascii="Consolas" w:hAnsi="Consolas"/>
+                <w:color w:val="202A35"/>
+                <w:sz w:val="18"/>
+              </w:rPr>
+              <w:t>--full</w:t>
+            </w:r>
+          </w:p>
+        </w:tc>
+      </w:tr>
+      <w:tr>
+        <w:trPr>
+          <w:cantSplit/>
+        </w:trPr>
+        <w:tc>
+          <w:tcPr>
+            <w:tcW w:type="dxa" w:w="2340"/>
+            <w:tcMar>
+              <w:top w:w="80" w:type="dxa"/>
+              <w:start w:w="120" w:type="dxa"/>
+              <w:bottom w:w="80" w:type="dxa"/>
+              <w:end w:w="120" w:type="dxa"/>
+            </w:tcMar>
+            <w:vAlign w:val="center"/>
+            <w:shd w:fill="FFFFFF"/>
+          </w:tcPr>
+          <w:p>
+            <w:pPr>
+              <w:spacing w:after="0" w:line="252" w:lineRule="auto"/>
+            </w:pPr>
+            <w:r>
+              <w:rPr>
+                <w:rFonts w:ascii="Consolas" w:hAnsi="Consolas"/>
+                <w:color w:val="202A35"/>
+                <w:sz w:val="18"/>
+              </w:rPr>
               <w:t>frontend/dist/</w:t>
             </w:r>
           </w:p>
@@ -21777,7 +22916,7 @@
               <w:end w:w="120" w:type="dxa"/>
             </w:tcMar>
             <w:vAlign w:val="center"/>
-            <w:shd w:fill="EEF5FB"/>
+            <w:shd w:fill="FFFFFF"/>
           </w:tcPr>
           <w:p>
             <w:pPr>
@@ -21803,7 +22942,7 @@
               <w:end w:w="120" w:type="dxa"/>
             </w:tcMar>
             <w:vAlign w:val="center"/>
-            <w:shd w:fill="EEF5FB"/>
+            <w:shd w:fill="FFFFFF"/>
           </w:tcPr>
           <w:p>
             <w:pPr>
@@ -21829,7 +22968,7 @@
               <w:end w:w="120" w:type="dxa"/>
             </w:tcMar>
             <w:vAlign w:val="center"/>
-            <w:shd w:fill="EEF5FB"/>
+            <w:shd w:fill="FFFFFF"/>
           </w:tcPr>
           <w:p>
             <w:pPr>
@@ -21842,6 +22981,202 @@
                 <w:sz w:val="18"/>
               </w:rPr>
               <w:t>npm run build</w:t>
+            </w:r>
+          </w:p>
+        </w:tc>
+      </w:tr>
+      <w:tr>
+        <w:tc>
+          <w:tcPr>
+            <w:tcW w:type="dxa" w:w="2340"/>
+            <w:tcMar>
+              <w:top w:w="80" w:type="dxa"/>
+              <w:start w:w="120" w:type="dxa"/>
+              <w:bottom w:w="80" w:type="dxa"/>
+              <w:end w:w="120" w:type="dxa"/>
+            </w:tcMar>
+            <w:vAlign w:val="center"/>
+            <w:shd w:fill="FFFFFF"/>
+          </w:tcPr>
+          <w:p>
+            <w:pPr/>
+            <w:r>
+              <w:rPr>
+                <w:rFonts w:ascii="Consolas" w:hAnsi="Consolas"/>
+                <w:color w:val="202A35"/>
+                <w:sz w:val="18"/>
+              </w:rPr>
+              <w:t>models/winner_model_evaluation.json</w:t>
+            </w:r>
+          </w:p>
+        </w:tc>
+        <w:tc>
+          <w:tcPr>
+            <w:tcW w:type="dxa" w:w="2340"/>
+            <w:tcMar>
+              <w:top w:w="80" w:type="dxa"/>
+              <w:start w:w="120" w:type="dxa"/>
+              <w:bottom w:w="80" w:type="dxa"/>
+              <w:end w:w="120" w:type="dxa"/>
+            </w:tcMar>
+            <w:vAlign w:val="center"/>
+            <w:shd w:fill="FFFFFF"/>
+          </w:tcPr>
+          <w:p>
+            <w:pPr/>
+            <w:r>
+              <w:rPr>
+                <w:rFonts w:ascii="Calibri" w:hAnsi="Calibri"/>
+                <w:color w:val="202A35"/>
+                <w:sz w:val="18"/>
+              </w:rPr>
+              <w:t>winner trainer before production refit</w:t>
+            </w:r>
+          </w:p>
+        </w:tc>
+        <w:tc>
+          <w:tcPr>
+            <w:tcW w:type="dxa" w:w="2340"/>
+            <w:tcMar>
+              <w:top w:w="80" w:type="dxa"/>
+              <w:start w:w="120" w:type="dxa"/>
+              <w:bottom w:w="80" w:type="dxa"/>
+              <w:end w:w="120" w:type="dxa"/>
+            </w:tcMar>
+            <w:vAlign w:val="center"/>
+            <w:shd w:fill="FFFFFF"/>
+          </w:tcPr>
+          <w:p>
+            <w:pPr/>
+            <w:r>
+              <w:rPr>
+                <w:rFonts w:ascii="Calibri" w:hAnsi="Calibri"/>
+                <w:color w:val="202A35"/>
+                <w:sz w:val="18"/>
+              </w:rPr>
+              <w:t>live historical holdout Evaluation</w:t>
+            </w:r>
+          </w:p>
+        </w:tc>
+        <w:tc>
+          <w:tcPr>
+            <w:tcW w:type="dxa" w:w="2340"/>
+            <w:tcMar>
+              <w:top w:w="80" w:type="dxa"/>
+              <w:start w:w="120" w:type="dxa"/>
+              <w:bottom w:w="80" w:type="dxa"/>
+              <w:end w:w="120" w:type="dxa"/>
+            </w:tcMar>
+            <w:vAlign w:val="center"/>
+            <w:shd w:fill="FFFFFF"/>
+          </w:tcPr>
+          <w:p>
+            <w:pPr/>
+            <w:r>
+              <w:rPr>
+                <w:rFonts w:ascii="Consolas" w:hAnsi="Consolas"/>
+                <w:color w:val="202A35"/>
+                <w:sz w:val="18"/>
+              </w:rPr>
+              <w:t>winner training; included in core bundle</w:t>
+            </w:r>
+          </w:p>
+        </w:tc>
+      </w:tr>
+      <w:tr>
+        <w:tc>
+          <w:tcPr>
+            <w:tcW w:type="dxa" w:w="2340"/>
+            <w:tcMar>
+              <w:top w:w="80" w:type="dxa"/>
+              <w:start w:w="120" w:type="dxa"/>
+              <w:bottom w:w="80" w:type="dxa"/>
+              <w:end w:w="120" w:type="dxa"/>
+            </w:tcMar>
+            <w:vAlign w:val="center"/>
+            <w:shd w:fill="FFFFFF"/>
+          </w:tcPr>
+          <w:p>
+            <w:pPr/>
+            <w:r>
+              <w:rPr>
+                <w:rFonts w:ascii="Consolas" w:hAnsi="Consolas"/>
+                <w:color w:val="202A35"/>
+                <w:sz w:val="18"/>
+              </w:rPr>
+              <w:t>models/walk_forward_evaluation.json</w:t>
+            </w:r>
+          </w:p>
+        </w:tc>
+        <w:tc>
+          <w:tcPr>
+            <w:tcW w:type="dxa" w:w="2340"/>
+            <w:tcMar>
+              <w:top w:w="80" w:type="dxa"/>
+              <w:start w:w="120" w:type="dxa"/>
+              <w:bottom w:w="80" w:type="dxa"/>
+              <w:end w:w="120" w:type="dxa"/>
+            </w:tcMar>
+            <w:vAlign w:val="center"/>
+            <w:shd w:fill="FFFFFF"/>
+          </w:tcPr>
+          <w:p>
+            <w:pPr/>
+            <w:r>
+              <w:rPr>
+                <w:rFonts w:ascii="Calibri" w:hAnsi="Calibri"/>
+                <w:color w:val="202A35"/>
+                <w:sz w:val="18"/>
+              </w:rPr>
+              <w:t>expanding-window evaluator during winner training</w:t>
+            </w:r>
+          </w:p>
+        </w:tc>
+        <w:tc>
+          <w:tcPr>
+            <w:tcW w:type="dxa" w:w="2340"/>
+            <w:tcMar>
+              <w:top w:w="80" w:type="dxa"/>
+              <w:start w:w="120" w:type="dxa"/>
+              <w:bottom w:w="80" w:type="dxa"/>
+              <w:end w:w="120" w:type="dxa"/>
+            </w:tcMar>
+            <w:vAlign w:val="center"/>
+            <w:shd w:fill="FFFFFF"/>
+          </w:tcPr>
+          <w:p>
+            <w:pPr/>
+            <w:r>
+              <w:rPr>
+                <w:rFonts w:ascii="Calibri" w:hAnsi="Calibri"/>
+                <w:color w:val="202A35"/>
+                <w:sz w:val="18"/>
+              </w:rPr>
+              <w:t>live walk-forward Evaluation</w:t>
+            </w:r>
+          </w:p>
+        </w:tc>
+        <w:tc>
+          <w:tcPr>
+            <w:tcW w:type="dxa" w:w="2340"/>
+            <w:tcMar>
+              <w:top w:w="80" w:type="dxa"/>
+              <w:start w:w="120" w:type="dxa"/>
+              <w:bottom w:w="80" w:type="dxa"/>
+              <w:end w:w="120" w:type="dxa"/>
+            </w:tcMar>
+            <w:vAlign w:val="center"/>
+            <w:shd w:fill="FFFFFF"/>
+          </w:tcPr>
+          <w:p>
+            <w:pPr/>
+            <w:r>
+              <w:rPr>
+                <w:rFonts w:ascii="Consolas" w:hAnsi="Consolas"/>
+                <w:color w:val="202A35"/>
+                <w:sz w:val="18"/>
+              </w:rPr>
+              <w:t>winner training; included in core bundle</w:t>
             </w:r>
           </w:p>
         </w:tc>
@@ -21902,7 +23237,7 @@
         </w:trPr>
         <w:tc>
           <w:tcPr>
-            <w:tcW w:type="dxa" w:w="1895"/>
+            <w:tcW w:type="dxa" w:w="2282"/>
             <w:tcMar>
               <w:top w:w="80" w:type="dxa"/>
               <w:start w:w="120" w:type="dxa"/>
@@ -21929,7 +23264,7 @@
         </w:tc>
         <w:tc>
           <w:tcPr>
-            <w:tcW w:type="dxa" w:w="2488"/>
+            <w:tcW w:type="dxa" w:w="2359"/>
             <w:tcMar>
               <w:top w:w="80" w:type="dxa"/>
               <w:start w:w="120" w:type="dxa"/>
@@ -21956,7 +23291,7 @@
         </w:tc>
         <w:tc>
           <w:tcPr>
-            <w:tcW w:type="dxa" w:w="2488"/>
+            <w:tcW w:type="dxa" w:w="2359"/>
             <w:tcMar>
               <w:top w:w="80" w:type="dxa"/>
               <w:start w:w="120" w:type="dxa"/>
@@ -21983,7 +23318,7 @@
         </w:tc>
         <w:tc>
           <w:tcPr>
-            <w:tcW w:type="dxa" w:w="2489"/>
+            <w:tcW w:type="dxa" w:w="2360"/>
             <w:tcMar>
               <w:top w:w="80" w:type="dxa"/>
               <w:start w:w="120" w:type="dxa"/>
@@ -22015,7 +23350,7 @@
         </w:trPr>
         <w:tc>
           <w:tcPr>
-            <w:tcW w:type="dxa" w:w="1895"/>
+            <w:tcW w:type="dxa" w:w="2282"/>
             <w:tcMar>
               <w:top w:w="80" w:type="dxa"/>
               <w:start w:w="120" w:type="dxa"/>
@@ -22041,7 +23376,7 @@
         </w:tc>
         <w:tc>
           <w:tcPr>
-            <w:tcW w:type="dxa" w:w="2488"/>
+            <w:tcW w:type="dxa" w:w="2359"/>
             <w:tcMar>
               <w:top w:w="80" w:type="dxa"/>
               <w:start w:w="120" w:type="dxa"/>
@@ -22083,7 +23418,7 @@
         </w:tc>
         <w:tc>
           <w:tcPr>
-            <w:tcW w:type="dxa" w:w="2488"/>
+            <w:tcW w:type="dxa" w:w="2359"/>
             <w:tcMar>
               <w:top w:w="80" w:type="dxa"/>
               <w:start w:w="120" w:type="dxa"/>
@@ -22109,7 +23444,7 @@
         </w:tc>
         <w:tc>
           <w:tcPr>
-            <w:tcW w:type="dxa" w:w="2489"/>
+            <w:tcW w:type="dxa" w:w="2360"/>
             <w:tcMar>
               <w:top w:w="80" w:type="dxa"/>
               <w:start w:w="120" w:type="dxa"/>
@@ -22140,7 +23475,7 @@
         </w:trPr>
         <w:tc>
           <w:tcPr>
-            <w:tcW w:type="dxa" w:w="1895"/>
+            <w:tcW w:type="dxa" w:w="2282"/>
             <w:tcMar>
               <w:top w:w="80" w:type="dxa"/>
               <w:start w:w="120" w:type="dxa"/>
@@ -22166,7 +23501,7 @@
         </w:tc>
         <w:tc>
           <w:tcPr>
-            <w:tcW w:type="dxa" w:w="2488"/>
+            <w:tcW w:type="dxa" w:w="2359"/>
             <w:tcMar>
               <w:top w:w="80" w:type="dxa"/>
               <w:start w:w="120" w:type="dxa"/>
@@ -22208,7 +23543,7 @@
         </w:tc>
         <w:tc>
           <w:tcPr>
-            <w:tcW w:type="dxa" w:w="2488"/>
+            <w:tcW w:type="dxa" w:w="2359"/>
             <w:tcMar>
               <w:top w:w="80" w:type="dxa"/>
               <w:start w:w="120" w:type="dxa"/>
@@ -22234,7 +23569,7 @@
         </w:tc>
         <w:tc>
           <w:tcPr>
-            <w:tcW w:type="dxa" w:w="2489"/>
+            <w:tcW w:type="dxa" w:w="2360"/>
             <w:tcMar>
               <w:top w:w="80" w:type="dxa"/>
               <w:start w:w="120" w:type="dxa"/>
@@ -22265,7 +23600,7 @@
         </w:trPr>
         <w:tc>
           <w:tcPr>
-            <w:tcW w:type="dxa" w:w="1895"/>
+            <w:tcW w:type="dxa" w:w="2282"/>
             <w:tcMar>
               <w:top w:w="80" w:type="dxa"/>
               <w:start w:w="120" w:type="dxa"/>
@@ -22291,7 +23626,7 @@
         </w:tc>
         <w:tc>
           <w:tcPr>
-            <w:tcW w:type="dxa" w:w="2488"/>
+            <w:tcW w:type="dxa" w:w="2359"/>
             <w:tcMar>
               <w:top w:w="80" w:type="dxa"/>
               <w:start w:w="120" w:type="dxa"/>
@@ -22311,45 +23646,13 @@
                 <w:color w:val="202A35"/>
                 <w:sz w:val="18"/>
               </w:rPr>
-              <w:t>model_version.py</w:t>
-            </w:r>
-            <w:r>
-              <w:rPr>
-                <w:rFonts w:ascii="Calibri" w:hAnsi="Calibri"/>
-                <w:color w:val="202A35"/>
-                <w:sz w:val="18"/>
-              </w:rPr>
-              <w:t xml:space="preserve"> = </w:t>
-            </w:r>
-            <w:r>
-              <w:rPr>
-                <w:rFonts w:ascii="Consolas" w:hAnsi="Consolas"/>
-                <w:color w:val="202A35"/>
-                <w:sz w:val="18"/>
-              </w:rPr>
-              <w:t>1.2</w:t>
-            </w:r>
-            <w:r>
-              <w:rPr>
-                <w:rFonts w:ascii="Calibri" w:hAnsi="Calibri"/>
-                <w:color w:val="202A35"/>
-                <w:sz w:val="18"/>
-              </w:rPr>
-              <w:t xml:space="preserve">; </w:t>
-            </w:r>
-            <w:r>
-              <w:rPr>
-                <w:rFonts w:ascii="Consolas" w:hAnsi="Consolas"/>
-                <w:color w:val="202A35"/>
-                <w:sz w:val="18"/>
-              </w:rPr>
-              <w:t>CHANGELOG.md</w:t>
-            </w:r>
-          </w:p>
-        </w:tc>
-        <w:tc>
-          <w:tcPr>
-            <w:tcW w:type="dxa" w:w="2488"/>
+              <w:t>model_version.py = 1.3; CHANGELOG.md</w:t>
+            </w:r>
+          </w:p>
+        </w:tc>
+        <w:tc>
+          <w:tcPr>
+            <w:tcW w:type="dxa" w:w="2359"/>
             <w:tcMar>
               <w:top w:w="80" w:type="dxa"/>
               <w:start w:w="120" w:type="dxa"/>
@@ -22369,13 +23672,13 @@
                 <w:color w:val="202A35"/>
                 <w:sz w:val="18"/>
               </w:rPr>
-              <w:t>Manual major/minor recipe generations; routine retrain does not bump.</w:t>
-            </w:r>
-          </w:p>
-        </w:tc>
-        <w:tc>
-          <w:tcPr>
-            <w:tcW w:type="dxa" w:w="2489"/>
+              <w:t>1.3 freezes candidate evaluation, then refits the locked recipe on all history.</w:t>
+            </w:r>
+          </w:p>
+        </w:tc>
+        <w:tc>
+          <w:tcPr>
+            <w:tcW w:type="dxa" w:w="2360"/>
             <w:tcMar>
               <w:top w:w="80" w:type="dxa"/>
               <w:start w:w="120" w:type="dxa"/>
@@ -22395,7 +23698,7 @@
                 <w:color w:val="202A35"/>
                 <w:sz w:val="18"/>
               </w:rPr>
-              <w:t>Method/duration models lack equivalent first-class versions.</w:t>
+              <w:t>Method models still lack equivalent first-class versions.</w:t>
             </w:r>
           </w:p>
         </w:tc>
@@ -22406,7 +23709,7 @@
         </w:trPr>
         <w:tc>
           <w:tcPr>
-            <w:tcW w:type="dxa" w:w="1895"/>
+            <w:tcW w:type="dxa" w:w="2282"/>
             <w:tcMar>
               <w:top w:w="80" w:type="dxa"/>
               <w:start w:w="120" w:type="dxa"/>
@@ -22426,13 +23729,13 @@
                 <w:color w:val="202A35"/>
                 <w:sz w:val="18"/>
               </w:rPr>
-              <w:t>Winner exact lineage</w:t>
-            </w:r>
-          </w:p>
-        </w:tc>
-        <w:tc>
-          <w:tcPr>
-            <w:tcW w:type="dxa" w:w="2488"/>
+              <w:t>Duration model/schema/settlement</w:t>
+            </w:r>
+          </w:p>
+        </w:tc>
+        <w:tc>
+          <w:tcPr>
+            <w:tcW w:type="dxa" w:w="2359"/>
             <w:tcMar>
               <w:top w:w="80" w:type="dxa"/>
               <w:start w:w="120" w:type="dxa"/>
@@ -22452,13 +23755,53 @@
                 <w:color w:val="202A35"/>
                 <w:sz w:val="18"/>
               </w:rPr>
-              <w:t>recipe hash, training-data hash, Git commit/dirty flag, trained timestamp</w:t>
-            </w:r>
-          </w:p>
-        </w:tc>
-        <w:tc>
-          <w:tcPr>
-            <w:tcW w:type="dxa" w:w="2488"/>
+              <w:t xml:space="preserve">artifact metadata: </w:t>
+            </w:r>
+            <w:r>
+              <w:rPr>
+                <w:rFonts w:ascii="Consolas" w:hAnsi="Consolas"/>
+                <w:color w:val="202A35"/>
+                <w:sz w:val="18"/>
+              </w:rPr>
+              <w:t>duration-survival-0.2.0</w:t>
+            </w:r>
+            <w:r>
+              <w:rPr>
+                <w:rFonts w:ascii="Calibri" w:hAnsi="Calibri"/>
+                <w:color w:val="202A35"/>
+                <w:sz w:val="18"/>
+              </w:rPr>
+              <w:t xml:space="preserve">, </w:t>
+            </w:r>
+            <w:r>
+              <w:rPr>
+                <w:rFonts w:ascii="Consolas" w:hAnsi="Consolas"/>
+                <w:color w:val="202A35"/>
+                <w:sz w:val="18"/>
+              </w:rPr>
+              <w:t>duration-survival-features-2</w:t>
+            </w:r>
+            <w:r>
+              <w:rPr>
+                <w:rFonts w:ascii="Calibri" w:hAnsi="Calibri"/>
+                <w:color w:val="202A35"/>
+                <w:sz w:val="18"/>
+              </w:rPr>
+              <w:t xml:space="preserve">, </w:t>
+            </w:r>
+            <w:r>
+              <w:rPr>
+                <w:rFonts w:ascii="Consolas" w:hAnsi="Consolas"/>
+                <w:color w:val="202A35"/>
+                <w:sz w:val="18"/>
+              </w:rPr>
+              <w:t>ufc-standard-rounds-2</w:t>
+            </w:r>
+          </w:p>
+        </w:tc>
+        <w:tc>
+          <w:tcPr>
+            <w:tcW w:type="dxa" w:w="2359"/>
             <w:tcMar>
               <w:top w:w="80" w:type="dxa"/>
               <w:start w:w="120" w:type="dxa"/>
@@ -22478,29 +23821,13 @@
                 <w:color w:val="202A35"/>
                 <w:sz w:val="18"/>
               </w:rPr>
-              <w:t xml:space="preserve">Written to metrics, </w:t>
-            </w:r>
-            <w:r>
-              <w:rPr>
-                <w:rFonts w:ascii="Consolas" w:hAnsi="Consolas"/>
-                <w:color w:val="202A35"/>
-                <w:sz w:val="18"/>
-              </w:rPr>
-              <w:t>model_runs</w:t>
-            </w:r>
-            <w:r>
-              <w:rPr>
-                <w:rFonts w:ascii="Calibri" w:hAnsi="Calibri"/>
-                <w:color w:val="202A35"/>
-                <w:sz w:val="18"/>
-              </w:rPr>
-              <w:t>, saved snapshots.</w:t>
-            </w:r>
-          </w:p>
-        </w:tc>
-        <w:tc>
-          <w:tcPr>
-            <w:tcW w:type="dxa" w:w="2489"/>
+              <w:t>Explicit experimental versions are saved in API/snapshots/metrics.</w:t>
+            </w:r>
+          </w:p>
+        </w:tc>
+        <w:tc>
+          <w:tcPr>
+            <w:tcW w:type="dxa" w:w="2360"/>
             <w:tcMar>
               <w:top w:w="80" w:type="dxa"/>
               <w:start w:w="120" w:type="dxa"/>
@@ -22520,7 +23847,7 @@
                 <w:color w:val="202A35"/>
                 <w:sz w:val="18"/>
               </w:rPr>
-              <w:t>Recipe hash sorts feature names and is not an explicit schema version; dirty retrains are allowed.</w:t>
+              <w:t>Not yet registered in a unified application artifact manifest.</w:t>
             </w:r>
           </w:p>
         </w:tc>
@@ -22531,7 +23858,7 @@
         </w:trPr>
         <w:tc>
           <w:tcPr>
-            <w:tcW w:type="dxa" w:w="1895"/>
+            <w:tcW w:type="dxa" w:w="2282"/>
             <w:tcMar>
               <w:top w:w="80" w:type="dxa"/>
               <w:start w:w="120" w:type="dxa"/>
@@ -22551,13 +23878,13 @@
                 <w:color w:val="202A35"/>
                 <w:sz w:val="18"/>
               </w:rPr>
-              <w:t>SQLite schema</w:t>
-            </w:r>
-          </w:p>
-        </w:tc>
-        <w:tc>
-          <w:tcPr>
-            <w:tcW w:type="dxa" w:w="2488"/>
+              <w:t>Winner exact lineage</w:t>
+            </w:r>
+          </w:p>
+        </w:tc>
+        <w:tc>
+          <w:tcPr>
+            <w:tcW w:type="dxa" w:w="2359"/>
             <w:tcMar>
               <w:top w:w="80" w:type="dxa"/>
               <w:start w:w="120" w:type="dxa"/>
@@ -22577,21 +23904,13 @@
                 <w:color w:val="202A35"/>
                 <w:sz w:val="18"/>
               </w:rPr>
-              <w:t xml:space="preserve">column specs plus </w:t>
-            </w:r>
-            <w:r>
-              <w:rPr>
-                <w:rFonts w:ascii="Consolas" w:hAnsi="Consolas"/>
-                <w:color w:val="202A35"/>
-                <w:sz w:val="18"/>
-              </w:rPr>
-              <w:t>PRAGMA user_version=1</w:t>
-            </w:r>
-          </w:p>
-        </w:tc>
-        <w:tc>
-          <w:tcPr>
-            <w:tcW w:type="dxa" w:w="2488"/>
+              <w:t>recipe/training-protocol/data hashes, Git state, trained timestamp</w:t>
+            </w:r>
+          </w:p>
+        </w:tc>
+        <w:tc>
+          <w:tcPr>
+            <w:tcW w:type="dxa" w:w="2359"/>
             <w:tcMar>
               <w:top w:w="80" w:type="dxa"/>
               <w:start w:w="120" w:type="dxa"/>
@@ -22611,13 +23930,13 @@
                 <w:color w:val="202A35"/>
                 <w:sz w:val="18"/>
               </w:rPr>
-              <w:t>Missing columns added on connect; one migration version used.</w:t>
-            </w:r>
-          </w:p>
-        </w:tc>
-        <w:tc>
-          <w:tcPr>
-            <w:tcW w:type="dxa" w:w="2489"/>
+              <w:t>Evaluation and production have distinct hashes; production lineage stamps snapshots/model_runs.</w:t>
+            </w:r>
+          </w:p>
+        </w:tc>
+        <w:tc>
+          <w:tcPr>
+            <w:tcW w:type="dxa" w:w="2360"/>
             <w:tcMar>
               <w:top w:w="80" w:type="dxa"/>
               <w:start w:w="120" w:type="dxa"/>
@@ -22637,7 +23956,7 @@
                 <w:color w:val="202A35"/>
                 <w:sz w:val="18"/>
               </w:rPr>
-              <w:t>No full migration history, downgrade, or release compatibility table.</w:t>
+              <w:t>Dirty retrains remain allowed; no unified manifest yet.</w:t>
             </w:r>
           </w:p>
         </w:tc>
@@ -22648,7 +23967,7 @@
         </w:trPr>
         <w:tc>
           <w:tcPr>
-            <w:tcW w:type="dxa" w:w="1895"/>
+            <w:tcW w:type="dxa" w:w="2282"/>
             <w:tcMar>
               <w:top w:w="80" w:type="dxa"/>
               <w:start w:w="120" w:type="dxa"/>
@@ -22668,13 +23987,13 @@
                 <w:color w:val="202A35"/>
                 <w:sz w:val="18"/>
               </w:rPr>
-              <w:t>Dataset schema</w:t>
-            </w:r>
-          </w:p>
-        </w:tc>
-        <w:tc>
-          <w:tcPr>
-            <w:tcW w:type="dxa" w:w="2488"/>
+              <w:t>SQLite schema</w:t>
+            </w:r>
+          </w:p>
+        </w:tc>
+        <w:tc>
+          <w:tcPr>
+            <w:tcW w:type="dxa" w:w="2359"/>
             <w:tcMar>
               <w:top w:w="80" w:type="dxa"/>
               <w:start w:w="120" w:type="dxa"/>
@@ -22694,13 +24013,21 @@
                 <w:color w:val="202A35"/>
                 <w:sz w:val="18"/>
               </w:rPr>
-              <w:t>CSV headers and code expectations</w:t>
-            </w:r>
-          </w:p>
-        </w:tc>
-        <w:tc>
-          <w:tcPr>
-            <w:tcW w:type="dxa" w:w="2488"/>
+              <w:t xml:space="preserve">column specs plus </w:t>
+            </w:r>
+            <w:r>
+              <w:rPr>
+                <w:rFonts w:ascii="Consolas" w:hAnsi="Consolas"/>
+                <w:color w:val="202A35"/>
+                <w:sz w:val="18"/>
+              </w:rPr>
+              <w:t>PRAGMA user_version=1</w:t>
+            </w:r>
+          </w:p>
+        </w:tc>
+        <w:tc>
+          <w:tcPr>
+            <w:tcW w:type="dxa" w:w="2359"/>
             <w:tcMar>
               <w:top w:w="80" w:type="dxa"/>
               <w:start w:w="120" w:type="dxa"/>
@@ -22720,13 +24047,13 @@
                 <w:color w:val="202A35"/>
                 <w:sz w:val="18"/>
               </w:rPr>
-              <w:t>Implicit.</w:t>
-            </w:r>
-          </w:p>
-        </w:tc>
-        <w:tc>
-          <w:tcPr>
-            <w:tcW w:type="dxa" w:w="2489"/>
+              <w:t>Missing columns added on connect; one migration version used.</w:t>
+            </w:r>
+          </w:p>
+        </w:tc>
+        <w:tc>
+          <w:tcPr>
+            <w:tcW w:type="dxa" w:w="2360"/>
             <w:tcMar>
               <w:top w:w="80" w:type="dxa"/>
               <w:start w:w="120" w:type="dxa"/>
@@ -22746,7 +24073,7 @@
                 <w:color w:val="202A35"/>
                 <w:sz w:val="18"/>
               </w:rPr>
-              <w:t>No dataset version or manifest.</w:t>
+              <w:t>No full migration history, downgrade, or release compatibility table.</w:t>
             </w:r>
           </w:p>
         </w:tc>
@@ -22757,7 +24084,7 @@
         </w:trPr>
         <w:tc>
           <w:tcPr>
-            <w:tcW w:type="dxa" w:w="1895"/>
+            <w:tcW w:type="dxa" w:w="2282"/>
             <w:tcMar>
               <w:top w:w="80" w:type="dxa"/>
               <w:start w:w="120" w:type="dxa"/>
@@ -22777,13 +24104,13 @@
                 <w:color w:val="202A35"/>
                 <w:sz w:val="18"/>
               </w:rPr>
-              <w:t>Feature schema</w:t>
-            </w:r>
-          </w:p>
-        </w:tc>
-        <w:tc>
-          <w:tcPr>
-            <w:tcW w:type="dxa" w:w="2488"/>
+              <w:t>Dataset schema</w:t>
+            </w:r>
+          </w:p>
+        </w:tc>
+        <w:tc>
+          <w:tcPr>
+            <w:tcW w:type="dxa" w:w="2359"/>
             <w:tcMar>
               <w:top w:w="80" w:type="dxa"/>
               <w:start w:w="120" w:type="dxa"/>
@@ -22799,33 +24126,17 @@
             </w:pPr>
             <w:r>
               <w:rPr>
-                <w:rFonts w:ascii="Consolas" w:hAnsi="Consolas"/>
-                <w:color w:val="202A35"/>
-                <w:sz w:val="18"/>
-              </w:rPr>
-              <w:t>model_features.json</w:t>
-            </w:r>
-            <w:r>
-              <w:rPr>
-                <w:rFonts w:ascii="Calibri" w:hAnsi="Calibri"/>
-                <w:color w:val="202A35"/>
-                <w:sz w:val="18"/>
-              </w:rPr>
-              <w:t xml:space="preserve">, </w:t>
-            </w:r>
-            <w:r>
-              <w:rPr>
-                <w:rFonts w:ascii="Consolas" w:hAnsi="Consolas"/>
-                <w:color w:val="202A35"/>
-                <w:sz w:val="18"/>
-              </w:rPr>
-              <w:t>method_model_features.json</w:t>
-            </w:r>
-          </w:p>
-        </w:tc>
-        <w:tc>
-          <w:tcPr>
-            <w:tcW w:type="dxa" w:w="2488"/>
+                <w:rFonts w:ascii="Calibri" w:hAnsi="Calibri"/>
+                <w:color w:val="202A35"/>
+                <w:sz w:val="18"/>
+              </w:rPr>
+              <w:t>CSV headers and code expectations</w:t>
+            </w:r>
+          </w:p>
+        </w:tc>
+        <w:tc>
+          <w:tcPr>
+            <w:tcW w:type="dxa" w:w="2359"/>
             <w:tcMar>
               <w:top w:w="80" w:type="dxa"/>
               <w:start w:w="120" w:type="dxa"/>
@@ -22845,13 +24156,13 @@
                 <w:color w:val="202A35"/>
                 <w:sz w:val="18"/>
               </w:rPr>
-              <w:t>Exact feature lists consumed with artifacts.</w:t>
-            </w:r>
-          </w:p>
-        </w:tc>
-        <w:tc>
-          <w:tcPr>
-            <w:tcW w:type="dxa" w:w="2489"/>
+              <w:t>Implicit.</w:t>
+            </w:r>
+          </w:p>
+        </w:tc>
+        <w:tc>
+          <w:tcPr>
+            <w:tcW w:type="dxa" w:w="2360"/>
             <w:tcMar>
               <w:top w:w="80" w:type="dxa"/>
               <w:start w:w="120" w:type="dxa"/>
@@ -22871,7 +24182,7 @@
                 <w:color w:val="202A35"/>
                 <w:sz w:val="18"/>
               </w:rPr>
-              <w:t>No semantic schema version/checksum shared across all artifacts.</w:t>
+              <w:t>No dataset version or manifest.</w:t>
             </w:r>
           </w:p>
         </w:tc>
@@ -22882,7 +24193,7 @@
         </w:trPr>
         <w:tc>
           <w:tcPr>
-            <w:tcW w:type="dxa" w:w="1895"/>
+            <w:tcW w:type="dxa" w:w="2282"/>
             <w:tcMar>
               <w:top w:w="80" w:type="dxa"/>
               <w:start w:w="120" w:type="dxa"/>
@@ -22902,13 +24213,13 @@
                 <w:color w:val="202A35"/>
                 <w:sz w:val="18"/>
               </w:rPr>
-              <w:t>Deployment bundle</w:t>
-            </w:r>
-          </w:p>
-        </w:tc>
-        <w:tc>
-          <w:tcPr>
-            <w:tcW w:type="dxa" w:w="2488"/>
+              <w:t>Feature schema</w:t>
+            </w:r>
+          </w:p>
+        </w:tc>
+        <w:tc>
+          <w:tcPr>
+            <w:tcW w:type="dxa" w:w="2359"/>
             <w:tcMar>
               <w:top w:w="80" w:type="dxa"/>
               <w:start w:w="120" w:type="dxa"/>
@@ -22924,17 +24235,33 @@
             </w:pPr>
             <w:r>
               <w:rPr>
-                <w:rFonts w:ascii="Calibri" w:hAnsi="Calibri"/>
-                <w:color w:val="202A35"/>
-                <w:sz w:val="18"/>
-              </w:rPr>
-              <w:t>tar contents/patterns</w:t>
-            </w:r>
-          </w:p>
-        </w:tc>
-        <w:tc>
-          <w:tcPr>
-            <w:tcW w:type="dxa" w:w="2488"/>
+                <w:rFonts w:ascii="Consolas" w:hAnsi="Consolas"/>
+                <w:color w:val="202A35"/>
+                <w:sz w:val="18"/>
+              </w:rPr>
+              <w:t>model_features.json</w:t>
+            </w:r>
+            <w:r>
+              <w:rPr>
+                <w:rFonts w:ascii="Calibri" w:hAnsi="Calibri"/>
+                <w:color w:val="202A35"/>
+                <w:sz w:val="18"/>
+              </w:rPr>
+              <w:t xml:space="preserve">, </w:t>
+            </w:r>
+            <w:r>
+              <w:rPr>
+                <w:rFonts w:ascii="Consolas" w:hAnsi="Consolas"/>
+                <w:color w:val="202A35"/>
+                <w:sz w:val="18"/>
+              </w:rPr>
+              <w:t>method_model_features.json</w:t>
+            </w:r>
+          </w:p>
+        </w:tc>
+        <w:tc>
+          <w:tcPr>
+            <w:tcW w:type="dxa" w:w="2359"/>
             <w:tcMar>
               <w:top w:w="80" w:type="dxa"/>
               <w:start w:w="120" w:type="dxa"/>
@@ -22954,13 +24281,13 @@
                 <w:color w:val="202A35"/>
                 <w:sz w:val="18"/>
               </w:rPr>
-              <w:t>Point-in-time file collection.</w:t>
-            </w:r>
-          </w:p>
-        </w:tc>
-        <w:tc>
-          <w:tcPr>
-            <w:tcW w:type="dxa" w:w="2489"/>
+              <w:t>Exact feature lists consumed with artifacts.</w:t>
+            </w:r>
+          </w:p>
+        </w:tc>
+        <w:tc>
+          <w:tcPr>
+            <w:tcW w:type="dxa" w:w="2360"/>
             <w:tcMar>
               <w:top w:w="80" w:type="dxa"/>
               <w:start w:w="120" w:type="dxa"/>
@@ -22980,7 +24307,7 @@
                 <w:color w:val="202A35"/>
                 <w:sz w:val="18"/>
               </w:rPr>
-              <w:t>No bundle manifest, checksums, compatibility ID, or atomic set switch.</w:t>
+              <w:t>No semantic schema version/checksum shared across all artifacts.</w:t>
             </w:r>
           </w:p>
         </w:tc>
@@ -22991,7 +24318,7 @@
         </w:trPr>
         <w:tc>
           <w:tcPr>
-            <w:tcW w:type="dxa" w:w="1895"/>
+            <w:tcW w:type="dxa" w:w="2282"/>
             <w:tcMar>
               <w:top w:w="80" w:type="dxa"/>
               <w:start w:w="120" w:type="dxa"/>
@@ -23011,21 +24338,130 @@
                 <w:color w:val="202A35"/>
                 <w:sz w:val="18"/>
               </w:rPr>
+              <w:t>Deployment bundle</w:t>
+            </w:r>
+          </w:p>
+        </w:tc>
+        <w:tc>
+          <w:tcPr>
+            <w:tcW w:type="dxa" w:w="2359"/>
+            <w:tcMar>
+              <w:top w:w="80" w:type="dxa"/>
+              <w:start w:w="120" w:type="dxa"/>
+              <w:bottom w:w="80" w:type="dxa"/>
+              <w:end w:w="120" w:type="dxa"/>
+            </w:tcMar>
+            <w:vAlign w:val="center"/>
+            <w:shd w:fill="EEF5FB"/>
+          </w:tcPr>
+          <w:p>
+            <w:pPr>
+              <w:spacing w:after="0" w:line="252" w:lineRule="auto"/>
+            </w:pPr>
+            <w:r>
+              <w:rPr>
+                <w:rFonts w:ascii="Calibri" w:hAnsi="Calibri"/>
+                <w:color w:val="202A35"/>
+                <w:sz w:val="18"/>
+              </w:rPr>
+              <w:t>tar contents/patterns</w:t>
+            </w:r>
+          </w:p>
+        </w:tc>
+        <w:tc>
+          <w:tcPr>
+            <w:tcW w:type="dxa" w:w="2359"/>
+            <w:tcMar>
+              <w:top w:w="80" w:type="dxa"/>
+              <w:start w:w="120" w:type="dxa"/>
+              <w:bottom w:w="80" w:type="dxa"/>
+              <w:end w:w="120" w:type="dxa"/>
+            </w:tcMar>
+            <w:vAlign w:val="center"/>
+            <w:shd w:fill="EEF5FB"/>
+          </w:tcPr>
+          <w:p>
+            <w:pPr>
+              <w:spacing w:after="0" w:line="252" w:lineRule="auto"/>
+            </w:pPr>
+            <w:r>
+              <w:rPr>
+                <w:rFonts w:ascii="Calibri" w:hAnsi="Calibri"/>
+                <w:color w:val="202A35"/>
+                <w:sz w:val="18"/>
+              </w:rPr>
+              <w:t>Point-in-time file collection.</w:t>
+            </w:r>
+          </w:p>
+        </w:tc>
+        <w:tc>
+          <w:tcPr>
+            <w:tcW w:type="dxa" w:w="2360"/>
+            <w:tcMar>
+              <w:top w:w="80" w:type="dxa"/>
+              <w:start w:w="120" w:type="dxa"/>
+              <w:bottom w:w="80" w:type="dxa"/>
+              <w:end w:w="120" w:type="dxa"/>
+            </w:tcMar>
+            <w:vAlign w:val="center"/>
+            <w:shd w:fill="EEF5FB"/>
+          </w:tcPr>
+          <w:p>
+            <w:pPr>
+              <w:spacing w:after="0" w:line="252" w:lineRule="auto"/>
+            </w:pPr>
+            <w:r>
+              <w:rPr>
+                <w:rFonts w:ascii="Calibri" w:hAnsi="Calibri"/>
+                <w:color w:val="202A35"/>
+                <w:sz w:val="18"/>
+              </w:rPr>
+              <w:t>No bundle manifest, checksums, compatibility ID, or atomic set switch.</w:t>
+            </w:r>
+          </w:p>
+        </w:tc>
+      </w:tr>
+      <w:tr>
+        <w:trPr>
+          <w:cantSplit/>
+        </w:trPr>
+        <w:tc>
+          <w:tcPr>
+            <w:tcW w:type="dxa" w:w="2282"/>
+            <w:tcMar>
+              <w:top w:w="80" w:type="dxa"/>
+              <w:start w:w="120" w:type="dxa"/>
+              <w:bottom w:w="80" w:type="dxa"/>
+              <w:end w:w="120" w:type="dxa"/>
+            </w:tcMar>
+            <w:vAlign w:val="center"/>
+            <w:shd w:fill="FFFFFF"/>
+          </w:tcPr>
+          <w:p>
+            <w:pPr>
+              <w:spacing w:after="0" w:line="252" w:lineRule="auto"/>
+            </w:pPr>
+            <w:r>
+              <w:rPr>
+                <w:rFonts w:ascii="Calibri" w:hAnsi="Calibri"/>
+                <w:color w:val="202A35"/>
+                <w:sz w:val="18"/>
+              </w:rPr>
               <w:t>Documentation</w:t>
             </w:r>
           </w:p>
         </w:tc>
         <w:tc>
           <w:tcPr>
-            <w:tcW w:type="dxa" w:w="2488"/>
-            <w:tcMar>
-              <w:top w:w="80" w:type="dxa"/>
-              <w:start w:w="120" w:type="dxa"/>
-              <w:bottom w:w="80" w:type="dxa"/>
-              <w:end w:w="120" w:type="dxa"/>
-            </w:tcMar>
-            <w:vAlign w:val="center"/>
-            <w:shd w:fill="EEF5FB"/>
+            <w:tcW w:type="dxa" w:w="2359"/>
+            <w:tcMar>
+              <w:top w:w="80" w:type="dxa"/>
+              <w:start w:w="120" w:type="dxa"/>
+              <w:bottom w:w="80" w:type="dxa"/>
+              <w:end w:w="120" w:type="dxa"/>
+            </w:tcMar>
+            <w:vAlign w:val="center"/>
+            <w:shd w:fill="FFFFFF"/>
           </w:tcPr>
           <w:p>
             <w:pPr>
@@ -23043,15 +24479,15 @@
         </w:tc>
         <w:tc>
           <w:tcPr>
-            <w:tcW w:type="dxa" w:w="2488"/>
-            <w:tcMar>
-              <w:top w:w="80" w:type="dxa"/>
-              <w:start w:w="120" w:type="dxa"/>
-              <w:bottom w:w="80" w:type="dxa"/>
-              <w:end w:w="120" w:type="dxa"/>
-            </w:tcMar>
-            <w:vAlign w:val="center"/>
-            <w:shd w:fill="EEF5FB"/>
+            <w:tcW w:type="dxa" w:w="2359"/>
+            <w:tcMar>
+              <w:top w:w="80" w:type="dxa"/>
+              <w:start w:w="120" w:type="dxa"/>
+              <w:bottom w:w="80" w:type="dxa"/>
+              <w:end w:w="120" w:type="dxa"/>
+            </w:tcMar>
+            <w:vAlign w:val="center"/>
+            <w:shd w:fill="FFFFFF"/>
           </w:tcPr>
           <w:p>
             <w:pPr>
@@ -23069,15 +24505,15 @@
         </w:tc>
         <w:tc>
           <w:tcPr>
-            <w:tcW w:type="dxa" w:w="2489"/>
-            <w:tcMar>
-              <w:top w:w="80" w:type="dxa"/>
-              <w:start w:w="120" w:type="dxa"/>
-              <w:bottom w:w="80" w:type="dxa"/>
-              <w:end w:w="120" w:type="dxa"/>
-            </w:tcMar>
-            <w:vAlign w:val="center"/>
-            <w:shd w:fill="EEF5FB"/>
+            <w:tcW w:type="dxa" w:w="2360"/>
+            <w:tcMar>
+              <w:top w:w="80" w:type="dxa"/>
+              <w:start w:w="120" w:type="dxa"/>
+              <w:bottom w:w="80" w:type="dxa"/>
+              <w:end w:w="120" w:type="dxa"/>
+            </w:tcMar>
+            <w:vAlign w:val="center"/>
+            <w:shd w:fill="FFFFFF"/>
           </w:tcPr>
           <w:p>
             <w:pPr>
@@ -23600,7 +25036,7 @@
         <w:rPr>
           <w:rFonts w:ascii="Calibri" w:hAnsi="Calibri"/>
         </w:rPr>
-        <w:t>The audited pipeline has 25 ordered stages: refresh events; incremental result list; score user picks; incremental fight totals; incremental rounds; profiles; DOB restore; snapshots; Elo; physical; weight/size; age; cardio; matchups; method labels/data/models; winner models; current features; current age; future cards; images; odds; shadow models; saved card predictions.</w:t>
+        <w:t>The audited pipeline has 26 ordered stages, including duration settlement before scoring and winner candidate evaluation/frozen reports/full-history production refit before current features and future-card snapshots.</w:t>
       </w:r>
     </w:p>
     <w:p>
@@ -23756,7 +25192,7 @@
         <w:pStyle w:val="ListNumber"/>
         <w:numPr>
           <w:ilvl w:val="0"/>
-          <w:numId w:val="13"/>
+          <w:numId w:val="14"/>
         </w:numPr>
       </w:pPr>
       <w:r>
@@ -23771,7 +25207,7 @@
         <w:pStyle w:val="ListNumber"/>
         <w:numPr>
           <w:ilvl w:val="0"/>
-          <w:numId w:val="13"/>
+          <w:numId w:val="14"/>
         </w:numPr>
       </w:pPr>
       <w:r>
@@ -23786,7 +25222,7 @@
         <w:pStyle w:val="ListNumber"/>
         <w:numPr>
           <w:ilvl w:val="0"/>
-          <w:numId w:val="13"/>
+          <w:numId w:val="14"/>
         </w:numPr>
       </w:pPr>
       <w:r>
@@ -23801,7 +25237,7 @@
         <w:pStyle w:val="ListNumber"/>
         <w:numPr>
           <w:ilvl w:val="0"/>
-          <w:numId w:val="13"/>
+          <w:numId w:val="14"/>
         </w:numPr>
       </w:pPr>
       <w:r>
@@ -23816,7 +25252,7 @@
         <w:pStyle w:val="ListNumber"/>
         <w:numPr>
           <w:ilvl w:val="0"/>
-          <w:numId w:val="13"/>
+          <w:numId w:val="14"/>
         </w:numPr>
       </w:pPr>
       <w:r>
@@ -23831,7 +25267,7 @@
         <w:pStyle w:val="ListNumber"/>
         <w:numPr>
           <w:ilvl w:val="0"/>
-          <w:numId w:val="13"/>
+          <w:numId w:val="14"/>
         </w:numPr>
       </w:pPr>
       <w:r>
@@ -23846,7 +25282,7 @@
         <w:pStyle w:val="ListNumber"/>
         <w:numPr>
           <w:ilvl w:val="0"/>
-          <w:numId w:val="13"/>
+          <w:numId w:val="14"/>
         </w:numPr>
       </w:pPr>
       <w:r>
@@ -23929,7 +25365,7 @@
         <w:rPr>
           <w:rFonts w:ascii="Calibri" w:hAnsi="Calibri"/>
         </w:rPr>
-        <w:t>Audit result: 177 backend tests passed with warnings for deprecated FastAPI startup events and a fragmented pandas DataFrame; 32 frontend tests passed, lint passed, and build passed with a &gt;500 KB Three.js chunk warning.</w:t>
+        <w:t>Audit result: 217 backend tests passed with one fragmented pandas DataFrame warning; 41 frontend tests in 12 files passed, lint passed, and build passed with a &gt;500 KB Three.js chunk warning.</w:t>
       </w:r>
     </w:p>
     <w:p>
@@ -23948,7 +25384,7 @@
         <w:pStyle w:val="ListNumber"/>
         <w:numPr>
           <w:ilvl w:val="0"/>
-          <w:numId w:val="14"/>
+          <w:numId w:val="15"/>
         </w:numPr>
       </w:pPr>
       <w:r>
@@ -23963,42 +25399,14 @@
         <w:pStyle w:val="ListNumber"/>
         <w:numPr>
           <w:ilvl w:val="0"/>
-          <w:numId w:val="14"/>
+          <w:numId w:val="15"/>
         </w:numPr>
       </w:pPr>
       <w:r>
         <w:rPr>
           <w:rFonts w:ascii="Calibri" w:hAnsi="Calibri"/>
         </w:rPr>
-        <w:t xml:space="preserve">Build a core bundle: </w:t>
-      </w:r>
-      <w:r>
-        <w:rPr>
-          <w:rFonts w:ascii="Consolas" w:hAnsi="Consolas"/>
-          <w:color w:val="2E74B5"/>
-          <w:sz w:val="19"/>
-        </w:rPr>
-        <w:t>python deploy/make_bundle.py</w:t>
-      </w:r>
-      <w:r>
-        <w:rPr>
-          <w:rFonts w:ascii="Calibri" w:hAnsi="Calibri"/>
-        </w:rPr>
-        <w:t xml:space="preserve"> from the repository root. Use </w:t>
-      </w:r>
-      <w:r>
-        <w:rPr>
-          <w:rFonts w:ascii="Consolas" w:hAnsi="Consolas"/>
-          <w:color w:val="2E74B5"/>
-          <w:sz w:val="19"/>
-        </w:rPr>
-        <w:t>--full</w:t>
-      </w:r>
-      <w:r>
-        <w:rPr>
-          <w:rFonts w:ascii="Calibri" w:hAnsi="Calibri"/>
-        </w:rPr>
-        <w:t xml:space="preserve"> when candidate winner models and training matchups are required on the server.</w:t>
+        <w:t>Build a core bundle with python deploy/make_bundle.py. It includes the portable frozen evaluation reports. Use --full only when candidate winner models and training matchups are intentionally required for server-side research/debugging.</w:t>
       </w:r>
     </w:p>
     <w:p>
@@ -24006,7 +25414,7 @@
         <w:pStyle w:val="ListNumber"/>
         <w:numPr>
           <w:ilvl w:val="0"/>
-          <w:numId w:val="14"/>
+          <w:numId w:val="15"/>
         </w:numPr>
       </w:pPr>
       <w:r>
@@ -24035,7 +25443,7 @@
         <w:pStyle w:val="ListNumber"/>
         <w:numPr>
           <w:ilvl w:val="0"/>
-          <w:numId w:val="14"/>
+          <w:numId w:val="15"/>
         </w:numPr>
       </w:pPr>
       <w:r>
@@ -24050,7 +25458,7 @@
         <w:pStyle w:val="ListNumber"/>
         <w:numPr>
           <w:ilvl w:val="0"/>
-          <w:numId w:val="14"/>
+          <w:numId w:val="15"/>
         </w:numPr>
       </w:pPr>
       <w:r>
@@ -24274,7 +25682,7 @@
         </w:trPr>
         <w:tc>
           <w:tcPr>
-            <w:tcW w:type="dxa" w:w="3345"/>
+            <w:tcW w:type="dxa" w:w="3476"/>
             <w:tcMar>
               <w:top w:w="80" w:type="dxa"/>
               <w:start w:w="120" w:type="dxa"/>
@@ -24301,7 +25709,7 @@
         </w:tc>
         <w:tc>
           <w:tcPr>
-            <w:tcW w:type="dxa" w:w="3345"/>
+            <w:tcW w:type="dxa" w:w="3476"/>
             <w:tcMar>
               <w:top w:w="80" w:type="dxa"/>
               <w:start w:w="120" w:type="dxa"/>
@@ -24328,7 +25736,7 @@
         </w:tc>
         <w:tc>
           <w:tcPr>
-            <w:tcW w:type="dxa" w:w="2670"/>
+            <w:tcW w:type="dxa" w:w="2408"/>
             <w:tcMar>
               <w:top w:w="80" w:type="dxa"/>
               <w:start w:w="120" w:type="dxa"/>
@@ -24360,7 +25768,7 @@
         </w:trPr>
         <w:tc>
           <w:tcPr>
-            <w:tcW w:type="dxa" w:w="3345"/>
+            <w:tcW w:type="dxa" w:w="3476"/>
             <w:tcMar>
               <w:top w:w="80" w:type="dxa"/>
               <w:start w:w="120" w:type="dxa"/>
@@ -24386,7 +25794,7 @@
         </w:tc>
         <w:tc>
           <w:tcPr>
-            <w:tcW w:type="dxa" w:w="3345"/>
+            <w:tcW w:type="dxa" w:w="3476"/>
             <w:tcMar>
               <w:top w:w="80" w:type="dxa"/>
               <w:start w:w="120" w:type="dxa"/>
@@ -24412,7 +25820,7 @@
         </w:tc>
         <w:tc>
           <w:tcPr>
-            <w:tcW w:type="dxa" w:w="2670"/>
+            <w:tcW w:type="dxa" w:w="2408"/>
             <w:tcMar>
               <w:top w:w="80" w:type="dxa"/>
               <w:start w:w="120" w:type="dxa"/>
@@ -24443,7 +25851,7 @@
         </w:trPr>
         <w:tc>
           <w:tcPr>
-            <w:tcW w:type="dxa" w:w="3345"/>
+            <w:tcW w:type="dxa" w:w="3476"/>
             <w:tcMar>
               <w:top w:w="80" w:type="dxa"/>
               <w:start w:w="120" w:type="dxa"/>
@@ -24469,7 +25877,7 @@
         </w:tc>
         <w:tc>
           <w:tcPr>
-            <w:tcW w:type="dxa" w:w="3345"/>
+            <w:tcW w:type="dxa" w:w="3476"/>
             <w:tcMar>
               <w:top w:w="80" w:type="dxa"/>
               <w:start w:w="120" w:type="dxa"/>
@@ -24495,7 +25903,7 @@
         </w:tc>
         <w:tc>
           <w:tcPr>
-            <w:tcW w:type="dxa" w:w="2670"/>
+            <w:tcW w:type="dxa" w:w="2408"/>
             <w:tcMar>
               <w:top w:w="80" w:type="dxa"/>
               <w:start w:w="120" w:type="dxa"/>
@@ -24526,7 +25934,7 @@
         </w:trPr>
         <w:tc>
           <w:tcPr>
-            <w:tcW w:type="dxa" w:w="3345"/>
+            <w:tcW w:type="dxa" w:w="3476"/>
             <w:tcMar>
               <w:top w:w="80" w:type="dxa"/>
               <w:start w:w="120" w:type="dxa"/>
@@ -24546,13 +25954,13 @@
                 <w:color w:val="202A35"/>
                 <w:sz w:val="18"/>
               </w:rPr>
-              <w:t>Dedicated duration-label settlement tests</w:t>
-            </w:r>
-          </w:p>
-        </w:tc>
-        <w:tc>
-          <w:tcPr>
-            <w:tcW w:type="dxa" w:w="3345"/>
+              <w:t>Duration-label settlement and prospective lifecycle tests</w:t>
+            </w:r>
+          </w:p>
+        </w:tc>
+        <w:tc>
+          <w:tcPr>
+            <w:tcW w:type="dxa" w:w="3476"/>
             <w:tcMar>
               <w:top w:w="80" w:type="dxa"/>
               <w:start w:w="120" w:type="dxa"/>
@@ -24572,13 +25980,13 @@
                 <w:color w:val="202A35"/>
                 <w:sz w:val="18"/>
               </w:rPr>
-              <w:t>Prevent incorrect Over/Under targets.</w:t>
-            </w:r>
-          </w:p>
-        </w:tc>
-        <w:tc>
-          <w:tcPr>
-            <w:tcW w:type="dxa" w:w="2670"/>
+              <w:t>Existing boundary tests are strong; add no-post-fight-overwrite/full-event integration coverage.</w:t>
+            </w:r>
+          </w:p>
+        </w:tc>
+        <w:tc>
+          <w:tcPr>
+            <w:tcW w:type="dxa" w:w="2408"/>
             <w:tcMar>
               <w:top w:w="80" w:type="dxa"/>
               <w:start w:w="120" w:type="dxa"/>
@@ -24598,7 +26006,7 @@
                 <w:color w:val="202A35"/>
                 <w:sz w:val="18"/>
               </w:rPr>
-              <w:t>P0 before duration model</w:t>
+              <w:t>P0 before promotion</w:t>
             </w:r>
           </w:p>
         </w:tc>
@@ -24609,7 +26017,7 @@
         </w:trPr>
         <w:tc>
           <w:tcPr>
-            <w:tcW w:type="dxa" w:w="3345"/>
+            <w:tcW w:type="dxa" w:w="3476"/>
             <w:tcMar>
               <w:top w:w="80" w:type="dxa"/>
               <w:start w:w="120" w:type="dxa"/>
@@ -24635,7 +26043,7 @@
         </w:tc>
         <w:tc>
           <w:tcPr>
-            <w:tcW w:type="dxa" w:w="3345"/>
+            <w:tcW w:type="dxa" w:w="3476"/>
             <w:tcMar>
               <w:top w:w="80" w:type="dxa"/>
               <w:start w:w="120" w:type="dxa"/>
@@ -24661,7 +26069,7 @@
         </w:tc>
         <w:tc>
           <w:tcPr>
-            <w:tcW w:type="dxa" w:w="2670"/>
+            <w:tcW w:type="dxa" w:w="2408"/>
             <w:tcMar>
               <w:top w:w="80" w:type="dxa"/>
               <w:start w:w="120" w:type="dxa"/>
@@ -24692,7 +26100,7 @@
         </w:trPr>
         <w:tc>
           <w:tcPr>
-            <w:tcW w:type="dxa" w:w="3345"/>
+            <w:tcW w:type="dxa" w:w="3476"/>
             <w:tcMar>
               <w:top w:w="80" w:type="dxa"/>
               <w:start w:w="120" w:type="dxa"/>
@@ -24718,7 +26126,7 @@
         </w:tc>
         <w:tc>
           <w:tcPr>
-            <w:tcW w:type="dxa" w:w="3345"/>
+            <w:tcW w:type="dxa" w:w="3476"/>
             <w:tcMar>
               <w:top w:w="80" w:type="dxa"/>
               <w:start w:w="120" w:type="dxa"/>
@@ -24744,7 +26152,7 @@
         </w:tc>
         <w:tc>
           <w:tcPr>
-            <w:tcW w:type="dxa" w:w="2670"/>
+            <w:tcW w:type="dxa" w:w="2408"/>
             <w:tcMar>
               <w:top w:w="80" w:type="dxa"/>
               <w:start w:w="120" w:type="dxa"/>
@@ -24775,7 +26183,7 @@
         </w:trPr>
         <w:tc>
           <w:tcPr>
-            <w:tcW w:type="dxa" w:w="3345"/>
+            <w:tcW w:type="dxa" w:w="3476"/>
             <w:tcMar>
               <w:top w:w="80" w:type="dxa"/>
               <w:start w:w="120" w:type="dxa"/>
@@ -24801,7 +26209,7 @@
         </w:tc>
         <w:tc>
           <w:tcPr>
-            <w:tcW w:type="dxa" w:w="3345"/>
+            <w:tcW w:type="dxa" w:w="3476"/>
             <w:tcMar>
               <w:top w:w="80" w:type="dxa"/>
               <w:start w:w="120" w:type="dxa"/>
@@ -24827,7 +26235,7 @@
         </w:tc>
         <w:tc>
           <w:tcPr>
-            <w:tcW w:type="dxa" w:w="2670"/>
+            <w:tcW w:type="dxa" w:w="2408"/>
             <w:tcMar>
               <w:top w:w="80" w:type="dxa"/>
               <w:start w:w="120" w:type="dxa"/>
@@ -24858,7 +26266,7 @@
         </w:trPr>
         <w:tc>
           <w:tcPr>
-            <w:tcW w:type="dxa" w:w="3345"/>
+            <w:tcW w:type="dxa" w:w="3476"/>
             <w:tcMar>
               <w:top w:w="80" w:type="dxa"/>
               <w:start w:w="120" w:type="dxa"/>
@@ -24884,7 +26292,7 @@
         </w:tc>
         <w:tc>
           <w:tcPr>
-            <w:tcW w:type="dxa" w:w="3345"/>
+            <w:tcW w:type="dxa" w:w="3476"/>
             <w:tcMar>
               <w:top w:w="80" w:type="dxa"/>
               <w:start w:w="120" w:type="dxa"/>
@@ -24910,7 +26318,7 @@
         </w:tc>
         <w:tc>
           <w:tcPr>
-            <w:tcW w:type="dxa" w:w="2670"/>
+            <w:tcW w:type="dxa" w:w="2408"/>
             <w:tcMar>
               <w:top w:w="80" w:type="dxa"/>
               <w:start w:w="120" w:type="dxa"/>
@@ -24941,7 +26349,7 @@
         </w:trPr>
         <w:tc>
           <w:tcPr>
-            <w:tcW w:type="dxa" w:w="3345"/>
+            <w:tcW w:type="dxa" w:w="3476"/>
             <w:tcMar>
               <w:top w:w="80" w:type="dxa"/>
               <w:start w:w="120" w:type="dxa"/>
@@ -24967,7 +26375,7 @@
         </w:tc>
         <w:tc>
           <w:tcPr>
-            <w:tcW w:type="dxa" w:w="3345"/>
+            <w:tcW w:type="dxa" w:w="3476"/>
             <w:tcMar>
               <w:top w:w="80" w:type="dxa"/>
               <w:start w:w="120" w:type="dxa"/>
@@ -24993,7 +26401,7 @@
         </w:tc>
         <w:tc>
           <w:tcPr>
-            <w:tcW w:type="dxa" w:w="2670"/>
+            <w:tcW w:type="dxa" w:w="2408"/>
             <w:tcMar>
               <w:top w:w="80" w:type="dxa"/>
               <w:start w:w="120" w:type="dxa"/>
@@ -25024,7 +26432,7 @@
         </w:trPr>
         <w:tc>
           <w:tcPr>
-            <w:tcW w:type="dxa" w:w="3345"/>
+            <w:tcW w:type="dxa" w:w="3476"/>
             <w:tcMar>
               <w:top w:w="80" w:type="dxa"/>
               <w:start w:w="120" w:type="dxa"/>
@@ -25050,7 +26458,7 @@
         </w:tc>
         <w:tc>
           <w:tcPr>
-            <w:tcW w:type="dxa" w:w="3345"/>
+            <w:tcW w:type="dxa" w:w="3476"/>
             <w:tcMar>
               <w:top w:w="80" w:type="dxa"/>
               <w:start w:w="120" w:type="dxa"/>
@@ -25076,7 +26484,7 @@
         </w:tc>
         <w:tc>
           <w:tcPr>
-            <w:tcW w:type="dxa" w:w="2670"/>
+            <w:tcW w:type="dxa" w:w="2408"/>
             <w:tcMar>
               <w:top w:w="80" w:type="dxa"/>
               <w:start w:w="120" w:type="dxa"/>
@@ -25107,7 +26515,7 @@
         </w:trPr>
         <w:tc>
           <w:tcPr>
-            <w:tcW w:type="dxa" w:w="3345"/>
+            <w:tcW w:type="dxa" w:w="3476"/>
             <w:tcMar>
               <w:top w:w="80" w:type="dxa"/>
               <w:start w:w="120" w:type="dxa"/>
@@ -25133,7 +26541,7 @@
         </w:tc>
         <w:tc>
           <w:tcPr>
-            <w:tcW w:type="dxa" w:w="3345"/>
+            <w:tcW w:type="dxa" w:w="3476"/>
             <w:tcMar>
               <w:top w:w="80" w:type="dxa"/>
               <w:start w:w="120" w:type="dxa"/>
@@ -25159,7 +26567,7 @@
         </w:tc>
         <w:tc>
           <w:tcPr>
-            <w:tcW w:type="dxa" w:w="2670"/>
+            <w:tcW w:type="dxa" w:w="2408"/>
             <w:tcMar>
               <w:top w:w="80" w:type="dxa"/>
               <w:start w:w="120" w:type="dxa"/>
@@ -26082,7 +27490,7 @@
                 <w:color w:val="202A35"/>
                 <w:sz w:val="18"/>
               </w:rPr>
-              <w:t>Current Model distance is P(Decision), not line-specific P(Over).</w:t>
+              <w:t>Experimental duration results could be mistaken for live betting proof.</w:t>
             </w:r>
           </w:p>
         </w:tc>
@@ -26108,7 +27516,7 @@
                 <w:color w:val="202A35"/>
                 <w:sz w:val="18"/>
               </w:rPr>
-              <w:t>Misleading comparison to market totals.</w:t>
+              <w:t>Users may over-read a single historical split or tiny prospective sample.</w:t>
             </w:r>
           </w:p>
         </w:tc>
@@ -26134,7 +27542,7 @@
                 <w:color w:val="202A35"/>
                 <w:sz w:val="18"/>
               </w:rPr>
-              <w:t>Relabel immediately; build a dedicated calibrated duration/survival model before showing model-vs-total edge.</w:t>
+              <w:t>Freeze version 0.2.0, keep neutral language, publish coverage/exclusions, and require a predeclared prospective gate.</w:t>
             </w:r>
           </w:p>
         </w:tc>
@@ -26191,7 +27599,7 @@
                 <w:color w:val="202A35"/>
                 <w:sz w:val="18"/>
               </w:rPr>
-              <w:t>Totals schema/UI are present but audited DB coverage is 0/58 rows; compatibility CSV lacks totals columns.</w:t>
+              <w:t>Totals coverage remains sparse (32 quotes across 8 fights at snapshot).</w:t>
             </w:r>
           </w:p>
         </w:tc>
@@ -26217,7 +27625,7 @@
                 <w:color w:val="202A35"/>
                 <w:sz w:val="18"/>
               </w:rPr>
-              <w:t>Feature appears implemented but has no current data.</w:t>
+              <w:t>Model/market evaluation can be unstable or line-biased.</w:t>
             </w:r>
           </w:p>
         </w:tc>
@@ -26243,7 +27651,7 @@
                 <w:color w:val="202A35"/>
                 <w:sz w:val="18"/>
               </w:rPr>
-              <w:t>Diagnose odds source/key/market availability; add coverage alert and schema migration/export parity.</w:t>
+              <w:t>Continue append-only daily capture and show coverage/freshness by card, line, and book.</w:t>
             </w:r>
           </w:p>
         </w:tc>
@@ -26518,7 +27926,7 @@
                 <w:color w:val="202A35"/>
                 <w:sz w:val="18"/>
               </w:rPr>
-              <w:t>Unattended refresh depends on a specific Windows user, DPAPI secret, local venv, awake PC, and long local pipeline.</w:t>
+              <w:t>Unattended refresh still depends on a specific Windows user, DPAPI secrets, local venv, awake PC, and long local pipeline.</w:t>
             </w:r>
           </w:p>
         </w:tc>
@@ -26544,7 +27952,7 @@
                 <w:color w:val="202A35"/>
                 <w:sz w:val="18"/>
               </w:rPr>
-              <w:t>Daily refresh can fail without server-side visibility.</w:t>
+              <w:t>The persisted heartbeat detects staleness but cannot make an offline PC run.</w:t>
             </w:r>
           </w:p>
         </w:tc>
@@ -26570,7 +27978,7 @@
                 <w:color w:val="202A35"/>
                 <w:sz w:val="18"/>
               </w:rPr>
-              <w:t>Add scheduler health sentinel/notification and consider server/CI runner with secure artifact upload.</w:t>
+              <w:t>Add external notification and consider an always-on runner with secure artifact upload.</w:t>
             </w:r>
           </w:p>
         </w:tc>
@@ -26744,15 +28152,7 @@
                 <w:color w:val="202A35"/>
                 <w:sz w:val="18"/>
               </w:rPr>
-              <w:t>README.md</w:t>
-            </w:r>
-            <w:r>
-              <w:rPr>
-                <w:rFonts w:ascii="Calibri" w:hAnsi="Calibri"/>
-                <w:color w:val="202A35"/>
-                <w:sz w:val="18"/>
-              </w:rPr>
-              <w:t xml:space="preserve"> says method predictions are not shown on Future Cards, but a method-derived distance value is shown.</w:t>
+              <w:t>Earlier README.md text said method predictions were not shown on Future Cards even though P(Decision) context appears in the expanded breakdown.</w:t>
             </w:r>
           </w:p>
         </w:tc>
@@ -26804,7 +28204,7 @@
                 <w:color w:val="202A35"/>
                 <w:sz w:val="18"/>
               </w:rPr>
-              <w:t>Update README and interpretation guide.</w:t>
+              <w:t>README now distinguishes the winner model, duration model, and separately labeled method-derived context.</w:t>
             </w:r>
           </w:p>
         </w:tc>
@@ -27927,7 +29327,7 @@
         <w:pStyle w:val="ListNumber"/>
         <w:numPr>
           <w:ilvl w:val="0"/>
-          <w:numId w:val="15"/>
+          <w:numId w:val="16"/>
         </w:numPr>
       </w:pPr>
       <w:r>
@@ -27942,28 +29342,14 @@
         <w:pStyle w:val="ListNumber"/>
         <w:numPr>
           <w:ilvl w:val="0"/>
-          <w:numId w:val="15"/>
+          <w:numId w:val="16"/>
         </w:numPr>
       </w:pPr>
       <w:r>
         <w:rPr>
           <w:rFonts w:ascii="Calibri" w:hAnsi="Calibri"/>
         </w:rPr>
-        <w:t xml:space="preserve">Correct </w:t>
-      </w:r>
-      <w:r>
-        <w:rPr>
-          <w:rFonts w:ascii="Consolas" w:hAnsi="Consolas"/>
-          <w:color w:val="2E74B5"/>
-          <w:sz w:val="19"/>
-        </w:rPr>
-        <w:t>MODEL_RESEARCH.md</w:t>
-      </w:r>
-      <w:r>
-        <w:rPr>
-          <w:rFonts w:ascii="Calibri" w:hAnsi="Calibri"/>
-        </w:rPr>
-        <w:t xml:space="preserve">, </w:t>
+        <w:t xml:space="preserve">Correct remaining </w:t>
       </w:r>
       <w:r>
         <w:rPr>
@@ -27977,7 +29363,7 @@
         <w:rPr>
           <w:rFonts w:ascii="Calibri" w:hAnsi="Calibri"/>
         </w:rPr>
-        <w:t xml:space="preserve">, and </w:t>
+        <w:t xml:space="preserve"> and </w:t>
       </w:r>
       <w:r>
         <w:rPr>
@@ -27991,7 +29377,7 @@
         <w:rPr>
           <w:rFonts w:ascii="Calibri" w:hAnsi="Calibri"/>
         </w:rPr>
-        <w:t xml:space="preserve"> conflicts about interactions and Model distance.</w:t>
+        <w:t xml:space="preserve"> conflicts about rejected interactions and legacy Model distance semantics.</w:t>
       </w:r>
     </w:p>
     <w:p>
@@ -27999,14 +29385,28 @@
         <w:pStyle w:val="ListNumber"/>
         <w:numPr>
           <w:ilvl w:val="0"/>
-          <w:numId w:val="15"/>
+          <w:numId w:val="16"/>
         </w:numPr>
       </w:pPr>
       <w:r>
         <w:rPr>
           <w:rFonts w:ascii="Calibri" w:hAnsi="Calibri"/>
         </w:rPr>
-        <w:t>Rename the current UI value to “Model decision probability” with an explanation that it is not line-specific.</w:t>
+        <w:t xml:space="preserve">Freeze </w:t>
+      </w:r>
+      <w:r>
+        <w:rPr>
+          <w:rFonts w:ascii="Consolas" w:hAnsi="Consolas"/>
+          <w:color w:val="2E74B5"/>
+          <w:sz w:val="19"/>
+        </w:rPr>
+        <w:t>duration-survival-0.2.0</w:t>
+      </w:r>
+      <w:r>
+        <w:rPr>
+          <w:rFonts w:ascii="Calibri" w:hAnsi="Calibri"/>
+        </w:rPr>
+        <w:t xml:space="preserve"> and prospectively grade it without tuning after every event.</w:t>
       </w:r>
     </w:p>
     <w:p>
@@ -28014,14 +29414,14 @@
         <w:pStyle w:val="ListNumber"/>
         <w:numPr>
           <w:ilvl w:val="0"/>
-          <w:numId w:val="15"/>
+          <w:numId w:val="16"/>
         </w:numPr>
       </w:pPr>
       <w:r>
         <w:rPr>
           <w:rFonts w:ascii="Calibri" w:hAnsi="Calibri"/>
         </w:rPr>
-        <w:t>Add totals coverage and automation-last-success indicators to Data Ops.</w:t>
+        <w:t>Monitor the implemented heartbeat, encrypted odds refresh, totals coverage, and stale-snapshot alerts in Data Ops.</w:t>
       </w:r>
     </w:p>
     <w:p>
@@ -28029,7 +29429,7 @@
         <w:pStyle w:val="ListNumber"/>
         <w:numPr>
           <w:ilvl w:val="0"/>
-          <w:numId w:val="15"/>
+          <w:numId w:val="16"/>
         </w:numPr>
       </w:pPr>
       <w:r>
@@ -28044,7 +29444,7 @@
         <w:pStyle w:val="ListNumber"/>
         <w:numPr>
           <w:ilvl w:val="0"/>
-          <w:numId w:val="15"/>
+          <w:numId w:val="16"/>
         </w:numPr>
       </w:pPr>
       <w:r>
@@ -28059,7 +29459,7 @@
         <w:pStyle w:val="ListNumber"/>
         <w:numPr>
           <w:ilvl w:val="0"/>
-          <w:numId w:val="15"/>
+          <w:numId w:val="16"/>
         </w:numPr>
       </w:pPr>
       <w:r>
@@ -28074,7 +29474,7 @@
         <w:pStyle w:val="ListNumber"/>
         <w:numPr>
           <w:ilvl w:val="0"/>
-          <w:numId w:val="15"/>
+          <w:numId w:val="16"/>
         </w:numPr>
       </w:pPr>
       <w:r>
@@ -28100,14 +29500,14 @@
         <w:pStyle w:val="ListNumber"/>
         <w:numPr>
           <w:ilvl w:val="0"/>
-          <w:numId w:val="16"/>
+          <w:numId w:val="17"/>
         </w:numPr>
       </w:pPr>
       <w:r>
         <w:rPr>
           <w:rFonts w:ascii="Calibri" w:hAnsi="Calibri"/>
         </w:rPr>
-        <w:t>Build a dedicated, leakage-safe duration/survival model and prospective line-matched totals tracker behind a feature flag.</w:t>
+        <w:t>Accumulate and review 75-100 settled exact-line duration observations before considering promotion.</w:t>
       </w:r>
     </w:p>
     <w:p>
@@ -28115,7 +29515,7 @@
         <w:pStyle w:val="ListNumber"/>
         <w:numPr>
           <w:ilvl w:val="0"/>
-          <w:numId w:val="16"/>
+          <w:numId w:val="17"/>
         </w:numPr>
       </w:pPr>
       <w:r>
@@ -28130,7 +29530,7 @@
         <w:pStyle w:val="ListNumber"/>
         <w:numPr>
           <w:ilvl w:val="0"/>
-          <w:numId w:val="16"/>
+          <w:numId w:val="17"/>
         </w:numPr>
       </w:pPr>
       <w:r>
@@ -28145,7 +29545,7 @@
         <w:pStyle w:val="ListNumber"/>
         <w:numPr>
           <w:ilvl w:val="0"/>
-          <w:numId w:val="16"/>
+          <w:numId w:val="17"/>
         </w:numPr>
       </w:pPr>
       <w:r>
@@ -28160,7 +29560,7 @@
         <w:pStyle w:val="ListNumber"/>
         <w:numPr>
           <w:ilvl w:val="0"/>
-          <w:numId w:val="16"/>
+          <w:numId w:val="17"/>
         </w:numPr>
       </w:pPr>
       <w:r>
@@ -28175,7 +29575,7 @@
         <w:pStyle w:val="ListNumber"/>
         <w:numPr>
           <w:ilvl w:val="0"/>
-          <w:numId w:val="16"/>
+          <w:numId w:val="17"/>
         </w:numPr>
       </w:pPr>
       <w:r>
@@ -28201,7 +29601,7 @@
         <w:pStyle w:val="ListNumber"/>
         <w:numPr>
           <w:ilvl w:val="0"/>
-          <w:numId w:val="17"/>
+          <w:numId w:val="18"/>
         </w:numPr>
       </w:pPr>
       <w:r>
@@ -28216,7 +29616,7 @@
         <w:pStyle w:val="ListNumber"/>
         <w:numPr>
           <w:ilvl w:val="0"/>
-          <w:numId w:val="17"/>
+          <w:numId w:val="18"/>
         </w:numPr>
       </w:pPr>
       <w:r>
@@ -28231,7 +29631,7 @@
         <w:pStyle w:val="ListNumber"/>
         <w:numPr>
           <w:ilvl w:val="0"/>
-          <w:numId w:val="17"/>
+          <w:numId w:val="18"/>
         </w:numPr>
       </w:pPr>
       <w:r>
@@ -28246,7 +29646,7 @@
         <w:pStyle w:val="ListNumber"/>
         <w:numPr>
           <w:ilvl w:val="0"/>
-          <w:numId w:val="17"/>
+          <w:numId w:val="18"/>
         </w:numPr>
       </w:pPr>
       <w:r>
@@ -28261,7 +29661,7 @@
         <w:pStyle w:val="ListNumber"/>
         <w:numPr>
           <w:ilvl w:val="0"/>
-          <w:numId w:val="17"/>
+          <w:numId w:val="18"/>
         </w:numPr>
       </w:pPr>
       <w:r>
@@ -28641,7 +30041,7 @@
                 <w:color w:val="202A35"/>
                 <w:sz w:val="18"/>
               </w:rPr>
-              <w:t>Broad method model probability of a decision; current source of Model distance.</w:t>
+              <w:t>Broad method model probability of a decision; contextual only, never an Over probability.</w:t>
             </w:r>
           </w:p>
         </w:tc>
@@ -29056,7 +30456,121 @@
                 <w:color w:val="202A35"/>
                 <w:sz w:val="18"/>
               </w:rPr>
-              <w:t>Current UI label for P(Decision); not a dedicated totals model.</w:t>
+              <w:t>Legacy label for P(Decision); it must not be used as an Over/Under probability.</w:t>
+            </w:r>
+          </w:p>
+        </w:tc>
+      </w:tr>
+      <w:tr>
+        <w:trPr>
+          <w:cantSplit/>
+        </w:trPr>
+        <w:tc>
+          <w:tcPr>
+            <w:tcW w:type="dxa" w:w="3871"/>
+            <w:tcMar>
+              <w:top w:w="80" w:type="dxa"/>
+              <w:start w:w="120" w:type="dxa"/>
+              <w:bottom w:w="80" w:type="dxa"/>
+              <w:end w:w="120" w:type="dxa"/>
+            </w:tcMar>
+            <w:vAlign w:val="center"/>
+            <w:shd w:fill="EEF5FB"/>
+          </w:tcPr>
+          <w:p>
+            <w:pPr>
+              <w:spacing w:after="0" w:line="252" w:lineRule="auto"/>
+            </w:pPr>
+            <w:r>
+              <w:rPr>
+                <w:rFonts w:ascii="Calibri" w:hAnsi="Calibri"/>
+                <w:color w:val="202A35"/>
+                <w:sz w:val="18"/>
+              </w:rPr>
+              <w:t>Duration curve</w:t>
+            </w:r>
+          </w:p>
+        </w:tc>
+        <w:tc>
+          <w:tcPr>
+            <w:tcW w:type="dxa" w:w="5489"/>
+            <w:tcMar>
+              <w:top w:w="80" w:type="dxa"/>
+              <w:start w:w="120" w:type="dxa"/>
+              <w:bottom w:w="80" w:type="dxa"/>
+              <w:end w:w="120" w:type="dxa"/>
+            </w:tcMar>
+            <w:vAlign w:val="center"/>
+            <w:shd w:fill="EEF5FB"/>
+          </w:tcPr>
+          <w:p>
+            <w:pPr>
+              <w:spacing w:after="0" w:line="252" w:lineRule="auto"/>
+            </w:pPr>
+            <w:r>
+              <w:rPr>
+                <w:rFonts w:ascii="Calibri" w:hAnsi="Calibri"/>
+                <w:color w:val="202A35"/>
+                <w:sz w:val="18"/>
+              </w:rPr>
+              <w:t>Experimental market-independent probabilities that the fight continues beyond each supported half-round line.</w:t>
+            </w:r>
+          </w:p>
+        </w:tc>
+      </w:tr>
+      <w:tr>
+        <w:trPr>
+          <w:cantSplit/>
+        </w:trPr>
+        <w:tc>
+          <w:tcPr>
+            <w:tcW w:type="dxa" w:w="3871"/>
+            <w:tcMar>
+              <w:top w:w="80" w:type="dxa"/>
+              <w:start w:w="120" w:type="dxa"/>
+              <w:bottom w:w="80" w:type="dxa"/>
+              <w:end w:w="120" w:type="dxa"/>
+            </w:tcMar>
+            <w:vAlign w:val="center"/>
+            <w:shd w:fill="FFFFFF"/>
+          </w:tcPr>
+          <w:p>
+            <w:pPr>
+              <w:spacing w:after="0" w:line="252" w:lineRule="auto"/>
+            </w:pPr>
+            <w:r>
+              <w:rPr>
+                <w:rFonts w:ascii="Calibri" w:hAnsi="Calibri"/>
+                <w:color w:val="202A35"/>
+                <w:sz w:val="18"/>
+              </w:rPr>
+              <w:t>Curve-only</w:t>
+            </w:r>
+          </w:p>
+        </w:tc>
+        <w:tc>
+          <w:tcPr>
+            <w:tcW w:type="dxa" w:w="5489"/>
+            <w:tcMar>
+              <w:top w:w="80" w:type="dxa"/>
+              <w:start w:w="120" w:type="dxa"/>
+              <w:bottom w:w="80" w:type="dxa"/>
+              <w:end w:w="120" w:type="dxa"/>
+            </w:tcMar>
+            <w:vAlign w:val="center"/>
+            <w:shd w:fill="FFFFFF"/>
+          </w:tcPr>
+          <w:p>
+            <w:pPr>
+              <w:spacing w:after="0" w:line="252" w:lineRule="auto"/>
+            </w:pPr>
+            <w:r>
+              <w:rPr>
+                <w:rFonts w:ascii="Calibri" w:hAnsi="Calibri"/>
+                <w:color w:val="202A35"/>
+                <w:sz w:val="18"/>
+              </w:rPr>
+              <w:t>Duration curve is available, but no supported current market line can be queried.</w:t>
             </w:r>
           </w:p>
         </w:tc>
@@ -29848,6 +31362,21 @@
   </w:abstractNum>
   <w:num w:numId="17">
     <w:abstractNumId w:val="16"/>
+  </w:num>
+  <w:abstractNum w:abstractNumId="17">
+    <w:multiLevelType w:val="singleLevel"/>
+    <w:lvl w:ilvl="0">
+      <w:start w:val="1"/>
+      <w:numFmt w:val="decimal"/>
+      <w:lvlText w:val="%1."/>
+      <w:suff w:val="space"/>
+      <w:pPr>
+        <w:ind w:left="540" w:hanging="270"/>
+      </w:pPr>
+    </w:lvl>
+  </w:abstractNum>
+  <w:num w:numId="18">
+    <w:abstractNumId w:val="17"/>
   </w:num>
 </w:numbering>
 </file>
